--- a/小野町_引継ぎ_整理済/09_骨子案/小野町高齢者保健福祉計画_第10期介護保険事業計画_骨子案_第4版_20261006.docx
+++ b/小野町_引継ぎ_整理済/09_骨子案/小野町高齢者保健福祉計画_第10期介護保険事業計画_骨子案_第4版_20261006.docx
@@ -1073,13 +1073,13 @@
         </w:tblCellMar>
       </w:tblPr>
       <w:tblGrid>
-        <w:gridCol w:w="4536"/>
-        <w:gridCol w:w="5215"/>
+        <w:gridCol w:w="4478"/>
+        <w:gridCol w:w="5273"/>
       </w:tblGrid>
       <w:tr>
         <w:tc>
           <w:tcPr>
-            <w:tcW w:type="dxa" w:w="4536"/>
+            <w:tcW w:type="dxa" w:w="4478"/>
             <w:shd w:val="clear" w:fill="1F3864"/>
             <w:vAlign w:val="center"/>
           </w:tcPr>
@@ -1102,7 +1102,7 @@
         </w:tc>
         <w:tc>
           <w:tcPr>
-            <w:tcW w:type="dxa" w:w="5215"/>
+            <w:tcW w:type="dxa" w:w="5273"/>
             <w:shd w:val="clear" w:fill="1F3864"/>
             <w:vAlign w:val="center"/>
           </w:tcPr>
@@ -1127,7 +1127,7 @@
       <w:tr>
         <w:tc>
           <w:tcPr>
-            <w:tcW w:type="dxa" w:w="4536"/>
+            <w:tcW w:type="dxa" w:w="4478"/>
             <w:vAlign w:val="center"/>
           </w:tcPr>
           <w:p>
@@ -1147,7 +1147,7 @@
         </w:tc>
         <w:tc>
           <w:tcPr>
-            <w:tcW w:type="dxa" w:w="5215"/>
+            <w:tcW w:type="dxa" w:w="5273"/>
             <w:vAlign w:val="center"/>
           </w:tcPr>
           <w:p>
@@ -1169,18 +1169,18 @@
       <w:tr>
         <w:tc>
           <w:tcPr>
-            <w:tcW w:type="dxa" w:w="4536"/>
-            <w:vAlign w:val="center"/>
-          </w:tcPr>
-          <w:p>
-            <w:pPr>
-              <w:spacing w:before="20" w:after="20"/>
-            </w:pPr>
-          </w:p>
-        </w:tc>
-        <w:tc>
-          <w:tcPr>
-            <w:tcW w:type="dxa" w:w="5215"/>
+            <w:tcW w:type="dxa" w:w="4478"/>
+            <w:vAlign w:val="center"/>
+          </w:tcPr>
+          <w:p>
+            <w:pPr>
+              <w:spacing w:before="20" w:after="20"/>
+            </w:pPr>
+          </w:p>
+        </w:tc>
+        <w:tc>
+          <w:tcPr>
+            <w:tcW w:type="dxa" w:w="5273"/>
             <w:vAlign w:val="center"/>
           </w:tcPr>
           <w:p>
@@ -1202,18 +1202,18 @@
       <w:tr>
         <w:tc>
           <w:tcPr>
-            <w:tcW w:type="dxa" w:w="4536"/>
-            <w:vAlign w:val="center"/>
-          </w:tcPr>
-          <w:p>
-            <w:pPr>
-              <w:spacing w:before="20" w:after="20"/>
-            </w:pPr>
-          </w:p>
-        </w:tc>
-        <w:tc>
-          <w:tcPr>
-            <w:tcW w:type="dxa" w:w="5215"/>
+            <w:tcW w:type="dxa" w:w="4478"/>
+            <w:vAlign w:val="center"/>
+          </w:tcPr>
+          <w:p>
+            <w:pPr>
+              <w:spacing w:before="20" w:after="20"/>
+            </w:pPr>
+          </w:p>
+        </w:tc>
+        <w:tc>
+          <w:tcPr>
+            <w:tcW w:type="dxa" w:w="5273"/>
             <w:vAlign w:val="center"/>
           </w:tcPr>
           <w:p>
@@ -1235,18 +1235,18 @@
       <w:tr>
         <w:tc>
           <w:tcPr>
-            <w:tcW w:type="dxa" w:w="4536"/>
-            <w:vAlign w:val="center"/>
-          </w:tcPr>
-          <w:p>
-            <w:pPr>
-              <w:spacing w:before="20" w:after="20"/>
-            </w:pPr>
-          </w:p>
-        </w:tc>
-        <w:tc>
-          <w:tcPr>
-            <w:tcW w:type="dxa" w:w="5215"/>
+            <w:tcW w:type="dxa" w:w="4478"/>
+            <w:vAlign w:val="center"/>
+          </w:tcPr>
+          <w:p>
+            <w:pPr>
+              <w:spacing w:before="20" w:after="20"/>
+            </w:pPr>
+          </w:p>
+        </w:tc>
+        <w:tc>
+          <w:tcPr>
+            <w:tcW w:type="dxa" w:w="5273"/>
             <w:vAlign w:val="center"/>
           </w:tcPr>
           <w:p>
@@ -1268,18 +1268,18 @@
       <w:tr>
         <w:tc>
           <w:tcPr>
-            <w:tcW w:type="dxa" w:w="4536"/>
-            <w:vAlign w:val="center"/>
-          </w:tcPr>
-          <w:p>
-            <w:pPr>
-              <w:spacing w:before="20" w:after="20"/>
-            </w:pPr>
-          </w:p>
-        </w:tc>
-        <w:tc>
-          <w:tcPr>
-            <w:tcW w:type="dxa" w:w="5215"/>
+            <w:tcW w:type="dxa" w:w="4478"/>
+            <w:vAlign w:val="center"/>
+          </w:tcPr>
+          <w:p>
+            <w:pPr>
+              <w:spacing w:before="20" w:after="20"/>
+            </w:pPr>
+          </w:p>
+        </w:tc>
+        <w:tc>
+          <w:tcPr>
+            <w:tcW w:type="dxa" w:w="5273"/>
             <w:vAlign w:val="center"/>
           </w:tcPr>
           <w:p>
@@ -1301,18 +1301,18 @@
       <w:tr>
         <w:tc>
           <w:tcPr>
-            <w:tcW w:type="dxa" w:w="4536"/>
-            <w:vAlign w:val="center"/>
-          </w:tcPr>
-          <w:p>
-            <w:pPr>
-              <w:spacing w:before="20" w:after="20"/>
-            </w:pPr>
-          </w:p>
-        </w:tc>
-        <w:tc>
-          <w:tcPr>
-            <w:tcW w:type="dxa" w:w="5215"/>
+            <w:tcW w:type="dxa" w:w="4478"/>
+            <w:vAlign w:val="center"/>
+          </w:tcPr>
+          <w:p>
+            <w:pPr>
+              <w:spacing w:before="20" w:after="20"/>
+            </w:pPr>
+          </w:p>
+        </w:tc>
+        <w:tc>
+          <w:tcPr>
+            <w:tcW w:type="dxa" w:w="5273"/>
             <w:vAlign w:val="center"/>
           </w:tcPr>
           <w:p>
@@ -1334,18 +1334,18 @@
       <w:tr>
         <w:tc>
           <w:tcPr>
-            <w:tcW w:type="dxa" w:w="4536"/>
-            <w:vAlign w:val="center"/>
-          </w:tcPr>
-          <w:p>
-            <w:pPr>
-              <w:spacing w:before="20" w:after="20"/>
-            </w:pPr>
-          </w:p>
-        </w:tc>
-        <w:tc>
-          <w:tcPr>
-            <w:tcW w:type="dxa" w:w="5215"/>
+            <w:tcW w:type="dxa" w:w="4478"/>
+            <w:vAlign w:val="center"/>
+          </w:tcPr>
+          <w:p>
+            <w:pPr>
+              <w:spacing w:before="20" w:after="20"/>
+            </w:pPr>
+          </w:p>
+        </w:tc>
+        <w:tc>
+          <w:tcPr>
+            <w:tcW w:type="dxa" w:w="5273"/>
             <w:vAlign w:val="center"/>
           </w:tcPr>
           <w:p>
@@ -1367,7 +1367,7 @@
       <w:tr>
         <w:tc>
           <w:tcPr>
-            <w:tcW w:type="dxa" w:w="4536"/>
+            <w:tcW w:type="dxa" w:w="4478"/>
             <w:vAlign w:val="center"/>
           </w:tcPr>
           <w:p>
@@ -1387,7 +1387,7 @@
         </w:tc>
         <w:tc>
           <w:tcPr>
-            <w:tcW w:type="dxa" w:w="5215"/>
+            <w:tcW w:type="dxa" w:w="5273"/>
             <w:vAlign w:val="center"/>
           </w:tcPr>
           <w:p>
@@ -1409,18 +1409,18 @@
       <w:tr>
         <w:tc>
           <w:tcPr>
-            <w:tcW w:type="dxa" w:w="4536"/>
-            <w:vAlign w:val="center"/>
-          </w:tcPr>
-          <w:p>
-            <w:pPr>
-              <w:spacing w:before="20" w:after="20"/>
-            </w:pPr>
-          </w:p>
-        </w:tc>
-        <w:tc>
-          <w:tcPr>
-            <w:tcW w:type="dxa" w:w="5215"/>
+            <w:tcW w:type="dxa" w:w="4478"/>
+            <w:vAlign w:val="center"/>
+          </w:tcPr>
+          <w:p>
+            <w:pPr>
+              <w:spacing w:before="20" w:after="20"/>
+            </w:pPr>
+          </w:p>
+        </w:tc>
+        <w:tc>
+          <w:tcPr>
+            <w:tcW w:type="dxa" w:w="5273"/>
             <w:vAlign w:val="center"/>
           </w:tcPr>
           <w:p>
@@ -1442,18 +1442,18 @@
       <w:tr>
         <w:tc>
           <w:tcPr>
-            <w:tcW w:type="dxa" w:w="4536"/>
-            <w:vAlign w:val="center"/>
-          </w:tcPr>
-          <w:p>
-            <w:pPr>
-              <w:spacing w:before="20" w:after="20"/>
-            </w:pPr>
-          </w:p>
-        </w:tc>
-        <w:tc>
-          <w:tcPr>
-            <w:tcW w:type="dxa" w:w="5215"/>
+            <w:tcW w:type="dxa" w:w="4478"/>
+            <w:vAlign w:val="center"/>
+          </w:tcPr>
+          <w:p>
+            <w:pPr>
+              <w:spacing w:before="20" w:after="20"/>
+            </w:pPr>
+          </w:p>
+        </w:tc>
+        <w:tc>
+          <w:tcPr>
+            <w:tcW w:type="dxa" w:w="5273"/>
             <w:vAlign w:val="center"/>
           </w:tcPr>
           <w:p>
@@ -1475,18 +1475,18 @@
       <w:tr>
         <w:tc>
           <w:tcPr>
-            <w:tcW w:type="dxa" w:w="4536"/>
-            <w:vAlign w:val="center"/>
-          </w:tcPr>
-          <w:p>
-            <w:pPr>
-              <w:spacing w:before="20" w:after="20"/>
-            </w:pPr>
-          </w:p>
-        </w:tc>
-        <w:tc>
-          <w:tcPr>
-            <w:tcW w:type="dxa" w:w="5215"/>
+            <w:tcW w:type="dxa" w:w="4478"/>
+            <w:vAlign w:val="center"/>
+          </w:tcPr>
+          <w:p>
+            <w:pPr>
+              <w:spacing w:before="20" w:after="20"/>
+            </w:pPr>
+          </w:p>
+        </w:tc>
+        <w:tc>
+          <w:tcPr>
+            <w:tcW w:type="dxa" w:w="5273"/>
             <w:vAlign w:val="center"/>
           </w:tcPr>
           <w:p>
@@ -1508,18 +1508,18 @@
       <w:tr>
         <w:tc>
           <w:tcPr>
-            <w:tcW w:type="dxa" w:w="4536"/>
-            <w:vAlign w:val="center"/>
-          </w:tcPr>
-          <w:p>
-            <w:pPr>
-              <w:spacing w:before="20" w:after="20"/>
-            </w:pPr>
-          </w:p>
-        </w:tc>
-        <w:tc>
-          <w:tcPr>
-            <w:tcW w:type="dxa" w:w="5215"/>
+            <w:tcW w:type="dxa" w:w="4478"/>
+            <w:vAlign w:val="center"/>
+          </w:tcPr>
+          <w:p>
+            <w:pPr>
+              <w:spacing w:before="20" w:after="20"/>
+            </w:pPr>
+          </w:p>
+        </w:tc>
+        <w:tc>
+          <w:tcPr>
+            <w:tcW w:type="dxa" w:w="5273"/>
             <w:vAlign w:val="center"/>
           </w:tcPr>
           <w:p>
@@ -1541,18 +1541,18 @@
       <w:tr>
         <w:tc>
           <w:tcPr>
-            <w:tcW w:type="dxa" w:w="4536"/>
-            <w:vAlign w:val="center"/>
-          </w:tcPr>
-          <w:p>
-            <w:pPr>
-              <w:spacing w:before="20" w:after="20"/>
-            </w:pPr>
-          </w:p>
-        </w:tc>
-        <w:tc>
-          <w:tcPr>
-            <w:tcW w:type="dxa" w:w="5215"/>
+            <w:tcW w:type="dxa" w:w="4478"/>
+            <w:vAlign w:val="center"/>
+          </w:tcPr>
+          <w:p>
+            <w:pPr>
+              <w:spacing w:before="20" w:after="20"/>
+            </w:pPr>
+          </w:p>
+        </w:tc>
+        <w:tc>
+          <w:tcPr>
+            <w:tcW w:type="dxa" w:w="5273"/>
             <w:vAlign w:val="center"/>
           </w:tcPr>
           <w:p>
@@ -1574,18 +1574,18 @@
       <w:tr>
         <w:tc>
           <w:tcPr>
-            <w:tcW w:type="dxa" w:w="4536"/>
-            <w:vAlign w:val="center"/>
-          </w:tcPr>
-          <w:p>
-            <w:pPr>
-              <w:spacing w:before="20" w:after="20"/>
-            </w:pPr>
-          </w:p>
-        </w:tc>
-        <w:tc>
-          <w:tcPr>
-            <w:tcW w:type="dxa" w:w="5215"/>
+            <w:tcW w:type="dxa" w:w="4478"/>
+            <w:vAlign w:val="center"/>
+          </w:tcPr>
+          <w:p>
+            <w:pPr>
+              <w:spacing w:before="20" w:after="20"/>
+            </w:pPr>
+          </w:p>
+        </w:tc>
+        <w:tc>
+          <w:tcPr>
+            <w:tcW w:type="dxa" w:w="5273"/>
             <w:vAlign w:val="center"/>
           </w:tcPr>
           <w:p>
@@ -1607,7 +1607,7 @@
       <w:tr>
         <w:tc>
           <w:tcPr>
-            <w:tcW w:type="dxa" w:w="4536"/>
+            <w:tcW w:type="dxa" w:w="4478"/>
             <w:vAlign w:val="center"/>
           </w:tcPr>
           <w:p>
@@ -1627,7 +1627,7 @@
         </w:tc>
         <w:tc>
           <w:tcPr>
-            <w:tcW w:type="dxa" w:w="5215"/>
+            <w:tcW w:type="dxa" w:w="5273"/>
             <w:vAlign w:val="center"/>
           </w:tcPr>
           <w:p>
@@ -1649,18 +1649,18 @@
       <w:tr>
         <w:tc>
           <w:tcPr>
-            <w:tcW w:type="dxa" w:w="4536"/>
-            <w:vAlign w:val="center"/>
-          </w:tcPr>
-          <w:p>
-            <w:pPr>
-              <w:spacing w:before="20" w:after="20"/>
-            </w:pPr>
-          </w:p>
-        </w:tc>
-        <w:tc>
-          <w:tcPr>
-            <w:tcW w:type="dxa" w:w="5215"/>
+            <w:tcW w:type="dxa" w:w="4478"/>
+            <w:vAlign w:val="center"/>
+          </w:tcPr>
+          <w:p>
+            <w:pPr>
+              <w:spacing w:before="20" w:after="20"/>
+            </w:pPr>
+          </w:p>
+        </w:tc>
+        <w:tc>
+          <w:tcPr>
+            <w:tcW w:type="dxa" w:w="5273"/>
             <w:vAlign w:val="center"/>
           </w:tcPr>
           <w:p>
@@ -1682,18 +1682,18 @@
       <w:tr>
         <w:tc>
           <w:tcPr>
-            <w:tcW w:type="dxa" w:w="4536"/>
-            <w:vAlign w:val="center"/>
-          </w:tcPr>
-          <w:p>
-            <w:pPr>
-              <w:spacing w:before="20" w:after="20"/>
-            </w:pPr>
-          </w:p>
-        </w:tc>
-        <w:tc>
-          <w:tcPr>
-            <w:tcW w:type="dxa" w:w="5215"/>
+            <w:tcW w:type="dxa" w:w="4478"/>
+            <w:vAlign w:val="center"/>
+          </w:tcPr>
+          <w:p>
+            <w:pPr>
+              <w:spacing w:before="20" w:after="20"/>
+            </w:pPr>
+          </w:p>
+        </w:tc>
+        <w:tc>
+          <w:tcPr>
+            <w:tcW w:type="dxa" w:w="5273"/>
             <w:vAlign w:val="center"/>
           </w:tcPr>
           <w:p>
@@ -1715,18 +1715,18 @@
       <w:tr>
         <w:tc>
           <w:tcPr>
-            <w:tcW w:type="dxa" w:w="4536"/>
-            <w:vAlign w:val="center"/>
-          </w:tcPr>
-          <w:p>
-            <w:pPr>
-              <w:spacing w:before="20" w:after="20"/>
-            </w:pPr>
-          </w:p>
-        </w:tc>
-        <w:tc>
-          <w:tcPr>
-            <w:tcW w:type="dxa" w:w="5215"/>
+            <w:tcW w:type="dxa" w:w="4478"/>
+            <w:vAlign w:val="center"/>
+          </w:tcPr>
+          <w:p>
+            <w:pPr>
+              <w:spacing w:before="20" w:after="20"/>
+            </w:pPr>
+          </w:p>
+        </w:tc>
+        <w:tc>
+          <w:tcPr>
+            <w:tcW w:type="dxa" w:w="5273"/>
             <w:vAlign w:val="center"/>
           </w:tcPr>
           <w:p>
@@ -1748,7 +1748,7 @@
       <w:tr>
         <w:tc>
           <w:tcPr>
-            <w:tcW w:type="dxa" w:w="4536"/>
+            <w:tcW w:type="dxa" w:w="4478"/>
             <w:vAlign w:val="center"/>
           </w:tcPr>
           <w:p>
@@ -1768,7 +1768,7 @@
         </w:tc>
         <w:tc>
           <w:tcPr>
-            <w:tcW w:type="dxa" w:w="5215"/>
+            <w:tcW w:type="dxa" w:w="5273"/>
             <w:vAlign w:val="center"/>
           </w:tcPr>
           <w:p>
@@ -1790,18 +1790,18 @@
       <w:tr>
         <w:tc>
           <w:tcPr>
-            <w:tcW w:type="dxa" w:w="4536"/>
-            <w:vAlign w:val="center"/>
-          </w:tcPr>
-          <w:p>
-            <w:pPr>
-              <w:spacing w:before="20" w:after="20"/>
-            </w:pPr>
-          </w:p>
-        </w:tc>
-        <w:tc>
-          <w:tcPr>
-            <w:tcW w:type="dxa" w:w="5215"/>
+            <w:tcW w:type="dxa" w:w="4478"/>
+            <w:vAlign w:val="center"/>
+          </w:tcPr>
+          <w:p>
+            <w:pPr>
+              <w:spacing w:before="20" w:after="20"/>
+            </w:pPr>
+          </w:p>
+        </w:tc>
+        <w:tc>
+          <w:tcPr>
+            <w:tcW w:type="dxa" w:w="5273"/>
             <w:vAlign w:val="center"/>
           </w:tcPr>
           <w:p>
@@ -1823,18 +1823,18 @@
       <w:tr>
         <w:tc>
           <w:tcPr>
-            <w:tcW w:type="dxa" w:w="4536"/>
-            <w:vAlign w:val="center"/>
-          </w:tcPr>
-          <w:p>
-            <w:pPr>
-              <w:spacing w:before="20" w:after="20"/>
-            </w:pPr>
-          </w:p>
-        </w:tc>
-        <w:tc>
-          <w:tcPr>
-            <w:tcW w:type="dxa" w:w="5215"/>
+            <w:tcW w:type="dxa" w:w="4478"/>
+            <w:vAlign w:val="center"/>
+          </w:tcPr>
+          <w:p>
+            <w:pPr>
+              <w:spacing w:before="20" w:after="20"/>
+            </w:pPr>
+          </w:p>
+        </w:tc>
+        <w:tc>
+          <w:tcPr>
+            <w:tcW w:type="dxa" w:w="5273"/>
             <w:vAlign w:val="center"/>
           </w:tcPr>
           <w:p>
@@ -1856,7 +1856,7 @@
       <w:tr>
         <w:tc>
           <w:tcPr>
-            <w:tcW w:type="dxa" w:w="4536"/>
+            <w:tcW w:type="dxa" w:w="4478"/>
             <w:vAlign w:val="center"/>
           </w:tcPr>
           <w:p>
@@ -1876,7 +1876,7 @@
         </w:tc>
         <w:tc>
           <w:tcPr>
-            <w:tcW w:type="dxa" w:w="5215"/>
+            <w:tcW w:type="dxa" w:w="5273"/>
             <w:vAlign w:val="center"/>
           </w:tcPr>
           <w:p>
@@ -1898,18 +1898,18 @@
       <w:tr>
         <w:tc>
           <w:tcPr>
-            <w:tcW w:type="dxa" w:w="4536"/>
-            <w:vAlign w:val="center"/>
-          </w:tcPr>
-          <w:p>
-            <w:pPr>
-              <w:spacing w:before="20" w:after="20"/>
-            </w:pPr>
-          </w:p>
-        </w:tc>
-        <w:tc>
-          <w:tcPr>
-            <w:tcW w:type="dxa" w:w="5215"/>
+            <w:tcW w:type="dxa" w:w="4478"/>
+            <w:vAlign w:val="center"/>
+          </w:tcPr>
+          <w:p>
+            <w:pPr>
+              <w:spacing w:before="20" w:after="20"/>
+            </w:pPr>
+          </w:p>
+        </w:tc>
+        <w:tc>
+          <w:tcPr>
+            <w:tcW w:type="dxa" w:w="5273"/>
             <w:vAlign w:val="center"/>
           </w:tcPr>
           <w:p>
@@ -1931,18 +1931,18 @@
       <w:tr>
         <w:tc>
           <w:tcPr>
-            <w:tcW w:type="dxa" w:w="4536"/>
-            <w:vAlign w:val="center"/>
-          </w:tcPr>
-          <w:p>
-            <w:pPr>
-              <w:spacing w:before="20" w:after="20"/>
-            </w:pPr>
-          </w:p>
-        </w:tc>
-        <w:tc>
-          <w:tcPr>
-            <w:tcW w:type="dxa" w:w="5215"/>
+            <w:tcW w:type="dxa" w:w="4478"/>
+            <w:vAlign w:val="center"/>
+          </w:tcPr>
+          <w:p>
+            <w:pPr>
+              <w:spacing w:before="20" w:after="20"/>
+            </w:pPr>
+          </w:p>
+        </w:tc>
+        <w:tc>
+          <w:tcPr>
+            <w:tcW w:type="dxa" w:w="5273"/>
             <w:vAlign w:val="center"/>
           </w:tcPr>
           <w:p>
@@ -1964,7 +1964,7 @@
       <w:tr>
         <w:tc>
           <w:tcPr>
-            <w:tcW w:type="dxa" w:w="4536"/>
+            <w:tcW w:type="dxa" w:w="4478"/>
             <w:vAlign w:val="center"/>
           </w:tcPr>
           <w:p>
@@ -1984,7 +1984,7 @@
         </w:tc>
         <w:tc>
           <w:tcPr>
-            <w:tcW w:type="dxa" w:w="5215"/>
+            <w:tcW w:type="dxa" w:w="5273"/>
             <w:vAlign w:val="center"/>
           </w:tcPr>
           <w:p>
@@ -1998,7 +1998,7 @@
                 <w:i w:val="0"/>
                 <w:sz w:val="17"/>
               </w:rPr>
-              <w:t>6　人材の供給制約からみた見込量の妥当性</w:t>
+              <w:t>1　要介護認定者数の見込み</w:t>
             </w:r>
           </w:p>
         </w:tc>
@@ -2006,18 +2006,18 @@
       <w:tr>
         <w:tc>
           <w:tcPr>
-            <w:tcW w:type="dxa" w:w="4536"/>
-            <w:vAlign w:val="center"/>
-          </w:tcPr>
-          <w:p>
-            <w:pPr>
-              <w:spacing w:before="20" w:after="20"/>
-            </w:pPr>
-          </w:p>
-        </w:tc>
-        <w:tc>
-          <w:tcPr>
-            <w:tcW w:type="dxa" w:w="5215"/>
+            <w:tcW w:type="dxa" w:w="4478"/>
+            <w:vAlign w:val="center"/>
+          </w:tcPr>
+          <w:p>
+            <w:pPr>
+              <w:spacing w:before="20" w:after="20"/>
+            </w:pPr>
+          </w:p>
+        </w:tc>
+        <w:tc>
+          <w:tcPr>
+            <w:tcW w:type="dxa" w:w="5273"/>
             <w:vAlign w:val="center"/>
           </w:tcPr>
           <w:p>
@@ -2031,7 +2031,7 @@
                 <w:i w:val="0"/>
                 <w:sz w:val="17"/>
               </w:rPr>
-              <w:t>7　見える化システムによる算定との突合</w:t>
+              <w:t>2　介護給付等サービスの見込量</w:t>
             </w:r>
           </w:p>
         </w:tc>
@@ -2039,18 +2039,18 @@
       <w:tr>
         <w:tc>
           <w:tcPr>
-            <w:tcW w:type="dxa" w:w="4536"/>
-            <w:vAlign w:val="center"/>
-          </w:tcPr>
-          <w:p>
-            <w:pPr>
-              <w:spacing w:before="20" w:after="20"/>
-            </w:pPr>
-          </w:p>
-        </w:tc>
-        <w:tc>
-          <w:tcPr>
-            <w:tcW w:type="dxa" w:w="5215"/>
+            <w:tcW w:type="dxa" w:w="4478"/>
+            <w:vAlign w:val="center"/>
+          </w:tcPr>
+          <w:p>
+            <w:pPr>
+              <w:spacing w:before="20" w:after="20"/>
+            </w:pPr>
+          </w:p>
+        </w:tc>
+        <w:tc>
+          <w:tcPr>
+            <w:tcW w:type="dxa" w:w="5273"/>
             <w:vAlign w:val="center"/>
           </w:tcPr>
           <w:p>
@@ -2064,7 +2064,7 @@
                 <w:i w:val="0"/>
                 <w:sz w:val="17"/>
               </w:rPr>
-              <w:t>8　介護施設整備に係る基本方針</w:t>
+              <w:t>3　介護保険サービス事業費の見込み</w:t>
             </w:r>
           </w:p>
         </w:tc>
@@ -2072,18 +2072,18 @@
       <w:tr>
         <w:tc>
           <w:tcPr>
-            <w:tcW w:type="dxa" w:w="4536"/>
-            <w:vAlign w:val="center"/>
-          </w:tcPr>
-          <w:p>
-            <w:pPr>
-              <w:spacing w:before="20" w:after="20"/>
-            </w:pPr>
-          </w:p>
-        </w:tc>
-        <w:tc>
-          <w:tcPr>
-            <w:tcW w:type="dxa" w:w="5215"/>
+            <w:tcW w:type="dxa" w:w="4478"/>
+            <w:vAlign w:val="center"/>
+          </w:tcPr>
+          <w:p>
+            <w:pPr>
+              <w:spacing w:before="20" w:after="20"/>
+            </w:pPr>
+          </w:p>
+        </w:tc>
+        <w:tc>
+          <w:tcPr>
+            <w:tcW w:type="dxa" w:w="5273"/>
             <w:vAlign w:val="center"/>
           </w:tcPr>
           <w:p>
@@ -2097,7 +2097,7 @@
                 <w:i w:val="0"/>
                 <w:sz w:val="17"/>
               </w:rPr>
-              <w:t>9　低所得者支援</w:t>
+              <w:t>4　地域支援事業の見込量と事業費</w:t>
             </w:r>
           </w:p>
         </w:tc>
@@ -2105,18 +2105,18 @@
       <w:tr>
         <w:tc>
           <w:tcPr>
-            <w:tcW w:type="dxa" w:w="4536"/>
-            <w:vAlign w:val="center"/>
-          </w:tcPr>
-          <w:p>
-            <w:pPr>
-              <w:spacing w:before="20" w:after="20"/>
-            </w:pPr>
-          </w:p>
-        </w:tc>
-        <w:tc>
-          <w:tcPr>
-            <w:tcW w:type="dxa" w:w="5215"/>
+            <w:tcW w:type="dxa" w:w="4478"/>
+            <w:vAlign w:val="center"/>
+          </w:tcPr>
+          <w:p>
+            <w:pPr>
+              <w:spacing w:before="20" w:after="20"/>
+            </w:pPr>
+          </w:p>
+        </w:tc>
+        <w:tc>
+          <w:tcPr>
+            <w:tcW w:type="dxa" w:w="5273"/>
             <w:vAlign w:val="center"/>
           </w:tcPr>
           <w:p>
@@ -2130,7 +2130,7 @@
                 <w:i w:val="0"/>
                 <w:sz w:val="17"/>
               </w:rPr>
-              <w:t>10　中長期の見通し（令和22年・令和32年）</w:t>
+              <w:t>5　第1号被保険者の保険料</w:t>
             </w:r>
           </w:p>
         </w:tc>
@@ -2138,7 +2138,18 @@
       <w:tr>
         <w:tc>
           <w:tcPr>
-            <w:tcW w:type="dxa" w:w="4536"/>
+            <w:tcW w:type="dxa" w:w="4478"/>
+            <w:vAlign w:val="center"/>
+          </w:tcPr>
+          <w:p>
+            <w:pPr>
+              <w:spacing w:before="20" w:after="20"/>
+            </w:pPr>
+          </w:p>
+        </w:tc>
+        <w:tc>
+          <w:tcPr>
+            <w:tcW w:type="dxa" w:w="5273"/>
             <w:vAlign w:val="center"/>
           </w:tcPr>
           <w:p>
@@ -2152,27 +2163,7 @@
                 <w:i w:val="0"/>
                 <w:sz w:val="17"/>
               </w:rPr>
-              <w:t>資料編</w:t>
-            </w:r>
-          </w:p>
-        </w:tc>
-        <w:tc>
-          <w:tcPr>
-            <w:tcW w:type="dxa" w:w="5215"/>
-            <w:vAlign w:val="center"/>
-          </w:tcPr>
-          <w:p>
-            <w:pPr>
-              <w:spacing w:before="20" w:after="20"/>
-            </w:pPr>
-            <w:r>
-              <w:rPr>
-                <w:rFonts w:ascii="游ゴシック" w:hAnsi="游ゴシック" w:eastAsia="游ゴシック"/>
-                <w:b w:val="0"/>
-                <w:i w:val="0"/>
-                <w:sz w:val="17"/>
-              </w:rPr>
-              <w:t>8　成果指標の定義</w:t>
+              <w:t>6　人材の供給制約からみた見込量の妥当性</w:t>
             </w:r>
           </w:p>
         </w:tc>
@@ -2180,18 +2171,18 @@
       <w:tr>
         <w:tc>
           <w:tcPr>
-            <w:tcW w:type="dxa" w:w="4536"/>
-            <w:vAlign w:val="center"/>
-          </w:tcPr>
-          <w:p>
-            <w:pPr>
-              <w:spacing w:before="20" w:after="20"/>
-            </w:pPr>
-          </w:p>
-        </w:tc>
-        <w:tc>
-          <w:tcPr>
-            <w:tcW w:type="dxa" w:w="5215"/>
+            <w:tcW w:type="dxa" w:w="4478"/>
+            <w:vAlign w:val="center"/>
+          </w:tcPr>
+          <w:p>
+            <w:pPr>
+              <w:spacing w:before="20" w:after="20"/>
+            </w:pPr>
+          </w:p>
+        </w:tc>
+        <w:tc>
+          <w:tcPr>
+            <w:tcW w:type="dxa" w:w="5273"/>
             <w:vAlign w:val="center"/>
           </w:tcPr>
           <w:p>
@@ -2205,7 +2196,7 @@
                 <w:i w:val="0"/>
                 <w:sz w:val="17"/>
               </w:rPr>
-              <w:t>9　年次評価の様式</w:t>
+              <w:t>7　見える化システムによる算定との突合</w:t>
             </w:r>
           </w:p>
         </w:tc>
@@ -2213,18 +2204,18 @@
       <w:tr>
         <w:tc>
           <w:tcPr>
-            <w:tcW w:type="dxa" w:w="4536"/>
-            <w:vAlign w:val="center"/>
-          </w:tcPr>
-          <w:p>
-            <w:pPr>
-              <w:spacing w:before="20" w:after="20"/>
-            </w:pPr>
-          </w:p>
-        </w:tc>
-        <w:tc>
-          <w:tcPr>
-            <w:tcW w:type="dxa" w:w="5215"/>
+            <w:tcW w:type="dxa" w:w="4478"/>
+            <w:vAlign w:val="center"/>
+          </w:tcPr>
+          <w:p>
+            <w:pPr>
+              <w:spacing w:before="20" w:after="20"/>
+            </w:pPr>
+          </w:p>
+        </w:tc>
+        <w:tc>
+          <w:tcPr>
+            <w:tcW w:type="dxa" w:w="5273"/>
             <w:vAlign w:val="center"/>
           </w:tcPr>
           <w:p>
@@ -2238,7 +2229,7 @@
                 <w:i w:val="0"/>
                 <w:sz w:val="17"/>
               </w:rPr>
-              <w:t>10　施策の見直しの基準</w:t>
+              <w:t>8　介護施設等の整備の基本方針と必要利用定員総数</w:t>
             </w:r>
           </w:p>
         </w:tc>
@@ -2246,18 +2237,18 @@
       <w:tr>
         <w:tc>
           <w:tcPr>
-            <w:tcW w:type="dxa" w:w="4536"/>
-            <w:vAlign w:val="center"/>
-          </w:tcPr>
-          <w:p>
-            <w:pPr>
-              <w:spacing w:before="20" w:after="20"/>
-            </w:pPr>
-          </w:p>
-        </w:tc>
-        <w:tc>
-          <w:tcPr>
-            <w:tcW w:type="dxa" w:w="5215"/>
+            <w:tcW w:type="dxa" w:w="4478"/>
+            <w:vAlign w:val="center"/>
+          </w:tcPr>
+          <w:p>
+            <w:pPr>
+              <w:spacing w:before="20" w:after="20"/>
+            </w:pPr>
+          </w:p>
+        </w:tc>
+        <w:tc>
+          <w:tcPr>
+            <w:tcW w:type="dxa" w:w="5273"/>
             <w:vAlign w:val="center"/>
           </w:tcPr>
           <w:p>
@@ -2271,7 +2262,7 @@
                 <w:i w:val="0"/>
                 <w:sz w:val="17"/>
               </w:rPr>
-              <w:t>11　主な参照資料</w:t>
+              <w:t>9　低所得者支援</w:t>
             </w:r>
           </w:p>
         </w:tc>
@@ -2279,18 +2270,192 @@
       <w:tr>
         <w:tc>
           <w:tcPr>
-            <w:tcW w:type="dxa" w:w="4536"/>
-            <w:vAlign w:val="center"/>
-          </w:tcPr>
-          <w:p>
-            <w:pPr>
-              <w:spacing w:before="20" w:after="20"/>
-            </w:pPr>
-          </w:p>
-        </w:tc>
-        <w:tc>
-          <w:tcPr>
-            <w:tcW w:type="dxa" w:w="5215"/>
+            <w:tcW w:type="dxa" w:w="4478"/>
+            <w:vAlign w:val="center"/>
+          </w:tcPr>
+          <w:p>
+            <w:pPr>
+              <w:spacing w:before="20" w:after="20"/>
+            </w:pPr>
+          </w:p>
+        </w:tc>
+        <w:tc>
+          <w:tcPr>
+            <w:tcW w:type="dxa" w:w="5273"/>
+            <w:vAlign w:val="center"/>
+          </w:tcPr>
+          <w:p>
+            <w:pPr>
+              <w:spacing w:before="20" w:after="20"/>
+            </w:pPr>
+            <w:r>
+              <w:rPr>
+                <w:rFonts w:ascii="游ゴシック" w:hAnsi="游ゴシック" w:eastAsia="游ゴシック"/>
+                <w:b w:val="0"/>
+                <w:i w:val="0"/>
+                <w:sz w:val="17"/>
+              </w:rPr>
+              <w:t>10　中長期の見通し（令和22年・令和32年）</w:t>
+            </w:r>
+          </w:p>
+        </w:tc>
+      </w:tr>
+      <w:tr>
+        <w:tc>
+          <w:tcPr>
+            <w:tcW w:type="dxa" w:w="4478"/>
+            <w:vAlign w:val="center"/>
+          </w:tcPr>
+          <w:p>
+            <w:pPr>
+              <w:spacing w:before="20" w:after="20"/>
+            </w:pPr>
+            <w:r>
+              <w:rPr>
+                <w:rFonts w:ascii="游ゴシック" w:hAnsi="游ゴシック" w:eastAsia="游ゴシック"/>
+                <w:b w:val="0"/>
+                <w:i w:val="0"/>
+                <w:sz w:val="17"/>
+              </w:rPr>
+              <w:t>資料編</w:t>
+            </w:r>
+          </w:p>
+        </w:tc>
+        <w:tc>
+          <w:tcPr>
+            <w:tcW w:type="dxa" w:w="5273"/>
+            <w:vAlign w:val="center"/>
+          </w:tcPr>
+          <w:p>
+            <w:pPr>
+              <w:spacing w:before="20" w:after="20"/>
+            </w:pPr>
+            <w:r>
+              <w:rPr>
+                <w:rFonts w:ascii="游ゴシック" w:hAnsi="游ゴシック" w:eastAsia="游ゴシック"/>
+                <w:b w:val="0"/>
+                <w:i w:val="0"/>
+                <w:sz w:val="17"/>
+              </w:rPr>
+              <w:t>8　成果指標の定義</w:t>
+            </w:r>
+          </w:p>
+        </w:tc>
+      </w:tr>
+      <w:tr>
+        <w:tc>
+          <w:tcPr>
+            <w:tcW w:type="dxa" w:w="4478"/>
+            <w:vAlign w:val="center"/>
+          </w:tcPr>
+          <w:p>
+            <w:pPr>
+              <w:spacing w:before="20" w:after="20"/>
+            </w:pPr>
+          </w:p>
+        </w:tc>
+        <w:tc>
+          <w:tcPr>
+            <w:tcW w:type="dxa" w:w="5273"/>
+            <w:vAlign w:val="center"/>
+          </w:tcPr>
+          <w:p>
+            <w:pPr>
+              <w:spacing w:before="20" w:after="20"/>
+            </w:pPr>
+            <w:r>
+              <w:rPr>
+                <w:rFonts w:ascii="游ゴシック" w:hAnsi="游ゴシック" w:eastAsia="游ゴシック"/>
+                <w:b w:val="0"/>
+                <w:i w:val="0"/>
+                <w:sz w:val="17"/>
+              </w:rPr>
+              <w:t>9　年次評価の様式</w:t>
+            </w:r>
+          </w:p>
+        </w:tc>
+      </w:tr>
+      <w:tr>
+        <w:tc>
+          <w:tcPr>
+            <w:tcW w:type="dxa" w:w="4478"/>
+            <w:vAlign w:val="center"/>
+          </w:tcPr>
+          <w:p>
+            <w:pPr>
+              <w:spacing w:before="20" w:after="20"/>
+            </w:pPr>
+          </w:p>
+        </w:tc>
+        <w:tc>
+          <w:tcPr>
+            <w:tcW w:type="dxa" w:w="5273"/>
+            <w:vAlign w:val="center"/>
+          </w:tcPr>
+          <w:p>
+            <w:pPr>
+              <w:spacing w:before="20" w:after="20"/>
+            </w:pPr>
+            <w:r>
+              <w:rPr>
+                <w:rFonts w:ascii="游ゴシック" w:hAnsi="游ゴシック" w:eastAsia="游ゴシック"/>
+                <w:b w:val="0"/>
+                <w:i w:val="0"/>
+                <w:sz w:val="17"/>
+              </w:rPr>
+              <w:t>10　施策の見直しの基準</w:t>
+            </w:r>
+          </w:p>
+        </w:tc>
+      </w:tr>
+      <w:tr>
+        <w:tc>
+          <w:tcPr>
+            <w:tcW w:type="dxa" w:w="4478"/>
+            <w:vAlign w:val="center"/>
+          </w:tcPr>
+          <w:p>
+            <w:pPr>
+              <w:spacing w:before="20" w:after="20"/>
+            </w:pPr>
+          </w:p>
+        </w:tc>
+        <w:tc>
+          <w:tcPr>
+            <w:tcW w:type="dxa" w:w="5273"/>
+            <w:vAlign w:val="center"/>
+          </w:tcPr>
+          <w:p>
+            <w:pPr>
+              <w:spacing w:before="20" w:after="20"/>
+            </w:pPr>
+            <w:r>
+              <w:rPr>
+                <w:rFonts w:ascii="游ゴシック" w:hAnsi="游ゴシック" w:eastAsia="游ゴシック"/>
+                <w:b w:val="0"/>
+                <w:i w:val="0"/>
+                <w:sz w:val="17"/>
+              </w:rPr>
+              <w:t>11　主な参照資料</w:t>
+            </w:r>
+          </w:p>
+        </w:tc>
+      </w:tr>
+      <w:tr>
+        <w:tc>
+          <w:tcPr>
+            <w:tcW w:type="dxa" w:w="4478"/>
+            <w:vAlign w:val="center"/>
+          </w:tcPr>
+          <w:p>
+            <w:pPr>
+              <w:spacing w:before="20" w:after="20"/>
+            </w:pPr>
+          </w:p>
+        </w:tc>
+        <w:tc>
+          <w:tcPr>
+            <w:tcW w:type="dxa" w:w="5273"/>
             <w:vAlign w:val="center"/>
           </w:tcPr>
           <w:p>
@@ -2327,7 +2492,7 @@
           <w:i w:val="0"/>
           <w:sz w:val="17"/>
         </w:rPr>
-        <w:t>※ 出所：小野町高齢者保健福祉計画_第10期介護保険事業計画_素案_第9版_20261005.docx。章7・節34。</w:t>
+        <w:t>※ 出所：小野町高齢者保健福祉計画_第10期介護保険事業計画_素案_第9版_20261005.docx。章7・節39。</w:t>
       </w:r>
       <w:r>
         <w:rPr>

--- a/小野町_引継ぎ_整理済/09_骨子案/小野町高齢者保健福祉計画_第10期介護保険事業計画_骨子案_第4版_20261006.docx
+++ b/小野町_引継ぎ_整理済/09_骨子案/小野町高齢者保健福祉計画_第10期介護保険事業計画_骨子案_第4版_20261006.docx
@@ -982,6 +982,7 @@
     </w:p>
     <w:p>
       <w:pPr>
+        <w:pStyle w:val="Heading1"/>
         <w:keepNext/>
         <w:spacing w:before="240" w:after="100"/>
       </w:pPr>
@@ -2515,6 +2516,7 @@
     </w:p>
     <w:p>
       <w:pPr>
+        <w:pStyle w:val="Heading1"/>
         <w:keepNext/>
         <w:spacing w:before="240" w:after="100"/>
       </w:pPr>
@@ -3453,6 +3455,7 @@
     </w:p>
     <w:p>
       <w:pPr>
+        <w:pStyle w:val="Heading1"/>
         <w:keepNext/>
         <w:spacing w:before="240" w:after="100"/>
       </w:pPr>
@@ -3471,6 +3474,7 @@
     </w:p>
     <w:p>
       <w:pPr>
+        <w:pStyle w:val="Heading2"/>
         <w:keepNext/>
         <w:spacing w:before="180" w:after="100"/>
       </w:pPr>
@@ -3956,6 +3960,7 @@
     </w:p>
     <w:p>
       <w:pPr>
+        <w:pStyle w:val="Heading2"/>
         <w:keepNext/>
         <w:spacing w:before="180" w:after="100"/>
       </w:pPr>
@@ -5171,6 +5176,7 @@
     </w:p>
     <w:p>
       <w:pPr>
+        <w:pStyle w:val="Heading2"/>
         <w:keepNext/>
         <w:spacing w:before="180" w:after="100"/>
       </w:pPr>
@@ -5962,6 +5968,7 @@
     </w:p>
     <w:p>
       <w:pPr>
+        <w:pStyle w:val="Heading1"/>
         <w:keepNext/>
         <w:spacing w:before="240" w:after="100"/>
       </w:pPr>
@@ -5994,6 +6001,7 @@
     </w:p>
     <w:p>
       <w:pPr>
+        <w:pStyle w:val="Heading2"/>
         <w:keepNext/>
         <w:spacing w:before="180" w:after="100"/>
       </w:pPr>
@@ -6416,6 +6424,7 @@
     </w:p>
     <w:p>
       <w:pPr>
+        <w:pStyle w:val="Heading2"/>
         <w:keepNext/>
         <w:spacing w:before="180" w:after="100"/>
       </w:pPr>
@@ -7084,6 +7093,7 @@
     </w:p>
     <w:p>
       <w:pPr>
+        <w:pStyle w:val="Heading2"/>
         <w:keepNext/>
         <w:spacing w:before="180" w:after="100"/>
       </w:pPr>
@@ -7491,6 +7501,7 @@
     </w:p>
     <w:p>
       <w:pPr>
+        <w:pStyle w:val="Heading1"/>
         <w:keepNext/>
         <w:spacing w:before="240" w:after="100"/>
       </w:pPr>
@@ -8236,6 +8247,7 @@
     </w:p>
     <w:p>
       <w:pPr>
+        <w:pStyle w:val="Heading1"/>
         <w:keepNext/>
         <w:spacing w:before="240" w:after="100"/>
       </w:pPr>
@@ -9285,6 +9297,7 @@
     </w:p>
     <w:p>
       <w:pPr>
+        <w:pStyle w:val="Heading1"/>
         <w:keepNext/>
         <w:spacing w:before="240" w:after="100"/>
       </w:pPr>
@@ -10356,6 +10369,7 @@
     <w:rPr>
       <w:rFonts w:ascii="游ゴシック" w:hAnsi="游ゴシック" w:eastAsia="游ゴシック"/>
       <w:sz w:val="21"/>
+      <w:lang w:val="en-US" w:eastAsia="ja-JP"/>
     </w:rPr>
   </w:style>
   <w:style w:type="paragraph" w:styleId="Header">
@@ -10413,15 +10427,17 @@
     <w:pPr>
       <w:keepNext/>
       <w:keepLines/>
-      <w:spacing w:before="480" w:after="0"/>
+      <w:spacing w:before="240" w:after="100"/>
+      <w:ind w:left="0" w:firstLine="0"/>
       <w:outlineLvl w:val="0"/>
     </w:pPr>
     <w:rPr>
-      <w:rFonts w:asciiTheme="majorHAnsi" w:eastAsiaTheme="majorEastAsia" w:hAnsiTheme="majorHAnsi" w:cstheme="majorBidi"/>
+      <w:rFonts w:asciiTheme="majorHAnsi" w:eastAsiaTheme="majorEastAsia" w:hAnsiTheme="majorHAnsi" w:cstheme="majorBidi" w:ascii="游ゴシック" w:hAnsi="游ゴシック" w:eastAsia="游ゴシック"/>
       <w:b/>
       <w:bCs/>
-      <w:color w:val="365F91" w:themeColor="accent1" w:themeShade="BF"/>
-      <w:sz w:val="28"/>
+      <w:i w:val="0"/>
+      <w:color w:val="2E74B5"/>
+      <w:sz w:val="30"/>
       <w:szCs w:val="28"/>
     </w:rPr>
   </w:style>
@@ -10437,15 +10453,17 @@
     <w:pPr>
       <w:keepNext/>
       <w:keepLines/>
-      <w:spacing w:before="200" w:after="0"/>
+      <w:spacing w:before="180" w:after="100"/>
+      <w:ind w:left="0" w:firstLine="0"/>
       <w:outlineLvl w:val="1"/>
     </w:pPr>
     <w:rPr>
-      <w:rFonts w:asciiTheme="majorHAnsi" w:eastAsiaTheme="majorEastAsia" w:hAnsiTheme="majorHAnsi" w:cstheme="majorBidi"/>
+      <w:rFonts w:asciiTheme="majorHAnsi" w:eastAsiaTheme="majorEastAsia" w:hAnsiTheme="majorHAnsi" w:cstheme="majorBidi" w:ascii="游ゴシック" w:hAnsi="游ゴシック" w:eastAsia="游ゴシック"/>
       <w:b/>
       <w:bCs/>
-      <w:color w:val="4F81BD" w:themeColor="accent1"/>
-      <w:sz w:val="26"/>
+      <w:i w:val="0"/>
+      <w:color w:val="2E74B5"/>
+      <w:sz w:val="25"/>
       <w:szCs w:val="26"/>
     </w:rPr>
   </w:style>
@@ -10461,14 +10479,17 @@
     <w:pPr>
       <w:keepNext/>
       <w:keepLines/>
-      <w:spacing w:before="200" w:after="0"/>
+      <w:spacing w:before="180" w:after="80"/>
+      <w:ind w:left="0" w:firstLine="0"/>
       <w:outlineLvl w:val="2"/>
     </w:pPr>
     <w:rPr>
-      <w:rFonts w:asciiTheme="majorHAnsi" w:eastAsiaTheme="majorEastAsia" w:hAnsiTheme="majorHAnsi" w:cstheme="majorBidi"/>
+      <w:rFonts w:asciiTheme="majorHAnsi" w:eastAsiaTheme="majorEastAsia" w:hAnsiTheme="majorHAnsi" w:cstheme="majorBidi" w:ascii="游ゴシック" w:hAnsi="游ゴシック" w:eastAsia="游ゴシック"/>
       <w:b/>
       <w:bCs/>
-      <w:color w:val="4F81BD" w:themeColor="accent1"/>
+      <w:i w:val="0"/>
+      <w:color w:val="1F4D78"/>
+      <w:sz w:val="22"/>
     </w:rPr>
   </w:style>
   <w:style w:type="paragraph" w:styleId="Heading4">

--- a/小野町_引継ぎ_整理済/09_骨子案/小野町高齢者保健福祉計画_第10期介護保険事業計画_骨子案_第4版_20261006.docx
+++ b/小野町_引継ぎ_整理済/09_骨子案/小野町高齢者保健福祉計画_第10期介護保険事業計画_骨子案_第4版_20261006.docx
@@ -1074,13 +1074,13 @@
         </w:tblCellMar>
       </w:tblPr>
       <w:tblGrid>
-        <w:gridCol w:w="4478"/>
-        <w:gridCol w:w="5273"/>
+        <w:gridCol w:w="4368"/>
+        <w:gridCol w:w="5383"/>
       </w:tblGrid>
       <w:tr>
         <w:tc>
           <w:tcPr>
-            <w:tcW w:type="dxa" w:w="4478"/>
+            <w:tcW w:type="dxa" w:w="4368"/>
             <w:shd w:val="clear" w:fill="1F3864"/>
             <w:vAlign w:val="center"/>
           </w:tcPr>
@@ -1103,7 +1103,7 @@
         </w:tc>
         <w:tc>
           <w:tcPr>
-            <w:tcW w:type="dxa" w:w="5273"/>
+            <w:tcW w:type="dxa" w:w="5383"/>
             <w:shd w:val="clear" w:fill="1F3864"/>
             <w:vAlign w:val="center"/>
           </w:tcPr>
@@ -1128,7 +1128,7 @@
       <w:tr>
         <w:tc>
           <w:tcPr>
-            <w:tcW w:type="dxa" w:w="4478"/>
+            <w:tcW w:type="dxa" w:w="4368"/>
             <w:vAlign w:val="center"/>
           </w:tcPr>
           <w:p>
@@ -1148,7 +1148,7 @@
         </w:tc>
         <w:tc>
           <w:tcPr>
-            <w:tcW w:type="dxa" w:w="5273"/>
+            <w:tcW w:type="dxa" w:w="5383"/>
             <w:vAlign w:val="center"/>
           </w:tcPr>
           <w:p>
@@ -1170,18 +1170,18 @@
       <w:tr>
         <w:tc>
           <w:tcPr>
-            <w:tcW w:type="dxa" w:w="4478"/>
-            <w:vAlign w:val="center"/>
-          </w:tcPr>
-          <w:p>
-            <w:pPr>
-              <w:spacing w:before="20" w:after="20"/>
-            </w:pPr>
-          </w:p>
-        </w:tc>
-        <w:tc>
-          <w:tcPr>
-            <w:tcW w:type="dxa" w:w="5273"/>
+            <w:tcW w:type="dxa" w:w="4368"/>
+            <w:vAlign w:val="center"/>
+          </w:tcPr>
+          <w:p>
+            <w:pPr>
+              <w:spacing w:before="20" w:after="20"/>
+            </w:pPr>
+          </w:p>
+        </w:tc>
+        <w:tc>
+          <w:tcPr>
+            <w:tcW w:type="dxa" w:w="5383"/>
             <w:vAlign w:val="center"/>
           </w:tcPr>
           <w:p>
@@ -1203,18 +1203,18 @@
       <w:tr>
         <w:tc>
           <w:tcPr>
-            <w:tcW w:type="dxa" w:w="4478"/>
-            <w:vAlign w:val="center"/>
-          </w:tcPr>
-          <w:p>
-            <w:pPr>
-              <w:spacing w:before="20" w:after="20"/>
-            </w:pPr>
-          </w:p>
-        </w:tc>
-        <w:tc>
-          <w:tcPr>
-            <w:tcW w:type="dxa" w:w="5273"/>
+            <w:tcW w:type="dxa" w:w="4368"/>
+            <w:vAlign w:val="center"/>
+          </w:tcPr>
+          <w:p>
+            <w:pPr>
+              <w:spacing w:before="20" w:after="20"/>
+            </w:pPr>
+          </w:p>
+        </w:tc>
+        <w:tc>
+          <w:tcPr>
+            <w:tcW w:type="dxa" w:w="5383"/>
             <w:vAlign w:val="center"/>
           </w:tcPr>
           <w:p>
@@ -1236,18 +1236,18 @@
       <w:tr>
         <w:tc>
           <w:tcPr>
-            <w:tcW w:type="dxa" w:w="4478"/>
-            <w:vAlign w:val="center"/>
-          </w:tcPr>
-          <w:p>
-            <w:pPr>
-              <w:spacing w:before="20" w:after="20"/>
-            </w:pPr>
-          </w:p>
-        </w:tc>
-        <w:tc>
-          <w:tcPr>
-            <w:tcW w:type="dxa" w:w="5273"/>
+            <w:tcW w:type="dxa" w:w="4368"/>
+            <w:vAlign w:val="center"/>
+          </w:tcPr>
+          <w:p>
+            <w:pPr>
+              <w:spacing w:before="20" w:after="20"/>
+            </w:pPr>
+          </w:p>
+        </w:tc>
+        <w:tc>
+          <w:tcPr>
+            <w:tcW w:type="dxa" w:w="5383"/>
             <w:vAlign w:val="center"/>
           </w:tcPr>
           <w:p>
@@ -1269,18 +1269,18 @@
       <w:tr>
         <w:tc>
           <w:tcPr>
-            <w:tcW w:type="dxa" w:w="4478"/>
-            <w:vAlign w:val="center"/>
-          </w:tcPr>
-          <w:p>
-            <w:pPr>
-              <w:spacing w:before="20" w:after="20"/>
-            </w:pPr>
-          </w:p>
-        </w:tc>
-        <w:tc>
-          <w:tcPr>
-            <w:tcW w:type="dxa" w:w="5273"/>
+            <w:tcW w:type="dxa" w:w="4368"/>
+            <w:vAlign w:val="center"/>
+          </w:tcPr>
+          <w:p>
+            <w:pPr>
+              <w:spacing w:before="20" w:after="20"/>
+            </w:pPr>
+          </w:p>
+        </w:tc>
+        <w:tc>
+          <w:tcPr>
+            <w:tcW w:type="dxa" w:w="5383"/>
             <w:vAlign w:val="center"/>
           </w:tcPr>
           <w:p>
@@ -1302,18 +1302,18 @@
       <w:tr>
         <w:tc>
           <w:tcPr>
-            <w:tcW w:type="dxa" w:w="4478"/>
-            <w:vAlign w:val="center"/>
-          </w:tcPr>
-          <w:p>
-            <w:pPr>
-              <w:spacing w:before="20" w:after="20"/>
-            </w:pPr>
-          </w:p>
-        </w:tc>
-        <w:tc>
-          <w:tcPr>
-            <w:tcW w:type="dxa" w:w="5273"/>
+            <w:tcW w:type="dxa" w:w="4368"/>
+            <w:vAlign w:val="center"/>
+          </w:tcPr>
+          <w:p>
+            <w:pPr>
+              <w:spacing w:before="20" w:after="20"/>
+            </w:pPr>
+          </w:p>
+        </w:tc>
+        <w:tc>
+          <w:tcPr>
+            <w:tcW w:type="dxa" w:w="5383"/>
             <w:vAlign w:val="center"/>
           </w:tcPr>
           <w:p>
@@ -1335,18 +1335,18 @@
       <w:tr>
         <w:tc>
           <w:tcPr>
-            <w:tcW w:type="dxa" w:w="4478"/>
-            <w:vAlign w:val="center"/>
-          </w:tcPr>
-          <w:p>
-            <w:pPr>
-              <w:spacing w:before="20" w:after="20"/>
-            </w:pPr>
-          </w:p>
-        </w:tc>
-        <w:tc>
-          <w:tcPr>
-            <w:tcW w:type="dxa" w:w="5273"/>
+            <w:tcW w:type="dxa" w:w="4368"/>
+            <w:vAlign w:val="center"/>
+          </w:tcPr>
+          <w:p>
+            <w:pPr>
+              <w:spacing w:before="20" w:after="20"/>
+            </w:pPr>
+          </w:p>
+        </w:tc>
+        <w:tc>
+          <w:tcPr>
+            <w:tcW w:type="dxa" w:w="5383"/>
             <w:vAlign w:val="center"/>
           </w:tcPr>
           <w:p>
@@ -1368,7 +1368,7 @@
       <w:tr>
         <w:tc>
           <w:tcPr>
-            <w:tcW w:type="dxa" w:w="4478"/>
+            <w:tcW w:type="dxa" w:w="4368"/>
             <w:vAlign w:val="center"/>
           </w:tcPr>
           <w:p>
@@ -1388,7 +1388,7 @@
         </w:tc>
         <w:tc>
           <w:tcPr>
-            <w:tcW w:type="dxa" w:w="5273"/>
+            <w:tcW w:type="dxa" w:w="5383"/>
             <w:vAlign w:val="center"/>
           </w:tcPr>
           <w:p>
@@ -1410,18 +1410,18 @@
       <w:tr>
         <w:tc>
           <w:tcPr>
-            <w:tcW w:type="dxa" w:w="4478"/>
-            <w:vAlign w:val="center"/>
-          </w:tcPr>
-          <w:p>
-            <w:pPr>
-              <w:spacing w:before="20" w:after="20"/>
-            </w:pPr>
-          </w:p>
-        </w:tc>
-        <w:tc>
-          <w:tcPr>
-            <w:tcW w:type="dxa" w:w="5273"/>
+            <w:tcW w:type="dxa" w:w="4368"/>
+            <w:vAlign w:val="center"/>
+          </w:tcPr>
+          <w:p>
+            <w:pPr>
+              <w:spacing w:before="20" w:after="20"/>
+            </w:pPr>
+          </w:p>
+        </w:tc>
+        <w:tc>
+          <w:tcPr>
+            <w:tcW w:type="dxa" w:w="5383"/>
             <w:vAlign w:val="center"/>
           </w:tcPr>
           <w:p>
@@ -1443,18 +1443,18 @@
       <w:tr>
         <w:tc>
           <w:tcPr>
-            <w:tcW w:type="dxa" w:w="4478"/>
-            <w:vAlign w:val="center"/>
-          </w:tcPr>
-          <w:p>
-            <w:pPr>
-              <w:spacing w:before="20" w:after="20"/>
-            </w:pPr>
-          </w:p>
-        </w:tc>
-        <w:tc>
-          <w:tcPr>
-            <w:tcW w:type="dxa" w:w="5273"/>
+            <w:tcW w:type="dxa" w:w="4368"/>
+            <w:vAlign w:val="center"/>
+          </w:tcPr>
+          <w:p>
+            <w:pPr>
+              <w:spacing w:before="20" w:after="20"/>
+            </w:pPr>
+          </w:p>
+        </w:tc>
+        <w:tc>
+          <w:tcPr>
+            <w:tcW w:type="dxa" w:w="5383"/>
             <w:vAlign w:val="center"/>
           </w:tcPr>
           <w:p>
@@ -1476,18 +1476,18 @@
       <w:tr>
         <w:tc>
           <w:tcPr>
-            <w:tcW w:type="dxa" w:w="4478"/>
-            <w:vAlign w:val="center"/>
-          </w:tcPr>
-          <w:p>
-            <w:pPr>
-              <w:spacing w:before="20" w:after="20"/>
-            </w:pPr>
-          </w:p>
-        </w:tc>
-        <w:tc>
-          <w:tcPr>
-            <w:tcW w:type="dxa" w:w="5273"/>
+            <w:tcW w:type="dxa" w:w="4368"/>
+            <w:vAlign w:val="center"/>
+          </w:tcPr>
+          <w:p>
+            <w:pPr>
+              <w:spacing w:before="20" w:after="20"/>
+            </w:pPr>
+          </w:p>
+        </w:tc>
+        <w:tc>
+          <w:tcPr>
+            <w:tcW w:type="dxa" w:w="5383"/>
             <w:vAlign w:val="center"/>
           </w:tcPr>
           <w:p>
@@ -1509,18 +1509,18 @@
       <w:tr>
         <w:tc>
           <w:tcPr>
-            <w:tcW w:type="dxa" w:w="4478"/>
-            <w:vAlign w:val="center"/>
-          </w:tcPr>
-          <w:p>
-            <w:pPr>
-              <w:spacing w:before="20" w:after="20"/>
-            </w:pPr>
-          </w:p>
-        </w:tc>
-        <w:tc>
-          <w:tcPr>
-            <w:tcW w:type="dxa" w:w="5273"/>
+            <w:tcW w:type="dxa" w:w="4368"/>
+            <w:vAlign w:val="center"/>
+          </w:tcPr>
+          <w:p>
+            <w:pPr>
+              <w:spacing w:before="20" w:after="20"/>
+            </w:pPr>
+          </w:p>
+        </w:tc>
+        <w:tc>
+          <w:tcPr>
+            <w:tcW w:type="dxa" w:w="5383"/>
             <w:vAlign w:val="center"/>
           </w:tcPr>
           <w:p>
@@ -1542,18 +1542,18 @@
       <w:tr>
         <w:tc>
           <w:tcPr>
-            <w:tcW w:type="dxa" w:w="4478"/>
-            <w:vAlign w:val="center"/>
-          </w:tcPr>
-          <w:p>
-            <w:pPr>
-              <w:spacing w:before="20" w:after="20"/>
-            </w:pPr>
-          </w:p>
-        </w:tc>
-        <w:tc>
-          <w:tcPr>
-            <w:tcW w:type="dxa" w:w="5273"/>
+            <w:tcW w:type="dxa" w:w="4368"/>
+            <w:vAlign w:val="center"/>
+          </w:tcPr>
+          <w:p>
+            <w:pPr>
+              <w:spacing w:before="20" w:after="20"/>
+            </w:pPr>
+          </w:p>
+        </w:tc>
+        <w:tc>
+          <w:tcPr>
+            <w:tcW w:type="dxa" w:w="5383"/>
             <w:vAlign w:val="center"/>
           </w:tcPr>
           <w:p>
@@ -1575,18 +1575,18 @@
       <w:tr>
         <w:tc>
           <w:tcPr>
-            <w:tcW w:type="dxa" w:w="4478"/>
-            <w:vAlign w:val="center"/>
-          </w:tcPr>
-          <w:p>
-            <w:pPr>
-              <w:spacing w:before="20" w:after="20"/>
-            </w:pPr>
-          </w:p>
-        </w:tc>
-        <w:tc>
-          <w:tcPr>
-            <w:tcW w:type="dxa" w:w="5273"/>
+            <w:tcW w:type="dxa" w:w="4368"/>
+            <w:vAlign w:val="center"/>
+          </w:tcPr>
+          <w:p>
+            <w:pPr>
+              <w:spacing w:before="20" w:after="20"/>
+            </w:pPr>
+          </w:p>
+        </w:tc>
+        <w:tc>
+          <w:tcPr>
+            <w:tcW w:type="dxa" w:w="5383"/>
             <w:vAlign w:val="center"/>
           </w:tcPr>
           <w:p>
@@ -1608,7 +1608,7 @@
       <w:tr>
         <w:tc>
           <w:tcPr>
-            <w:tcW w:type="dxa" w:w="4478"/>
+            <w:tcW w:type="dxa" w:w="4368"/>
             <w:vAlign w:val="center"/>
           </w:tcPr>
           <w:p>
@@ -1628,7 +1628,7 @@
         </w:tc>
         <w:tc>
           <w:tcPr>
-            <w:tcW w:type="dxa" w:w="5273"/>
+            <w:tcW w:type="dxa" w:w="5383"/>
             <w:vAlign w:val="center"/>
           </w:tcPr>
           <w:p>
@@ -1650,18 +1650,18 @@
       <w:tr>
         <w:tc>
           <w:tcPr>
-            <w:tcW w:type="dxa" w:w="4478"/>
-            <w:vAlign w:val="center"/>
-          </w:tcPr>
-          <w:p>
-            <w:pPr>
-              <w:spacing w:before="20" w:after="20"/>
-            </w:pPr>
-          </w:p>
-        </w:tc>
-        <w:tc>
-          <w:tcPr>
-            <w:tcW w:type="dxa" w:w="5273"/>
+            <w:tcW w:type="dxa" w:w="4368"/>
+            <w:vAlign w:val="center"/>
+          </w:tcPr>
+          <w:p>
+            <w:pPr>
+              <w:spacing w:before="20" w:after="20"/>
+            </w:pPr>
+          </w:p>
+        </w:tc>
+        <w:tc>
+          <w:tcPr>
+            <w:tcW w:type="dxa" w:w="5383"/>
             <w:vAlign w:val="center"/>
           </w:tcPr>
           <w:p>
@@ -1683,18 +1683,18 @@
       <w:tr>
         <w:tc>
           <w:tcPr>
-            <w:tcW w:type="dxa" w:w="4478"/>
-            <w:vAlign w:val="center"/>
-          </w:tcPr>
-          <w:p>
-            <w:pPr>
-              <w:spacing w:before="20" w:after="20"/>
-            </w:pPr>
-          </w:p>
-        </w:tc>
-        <w:tc>
-          <w:tcPr>
-            <w:tcW w:type="dxa" w:w="5273"/>
+            <w:tcW w:type="dxa" w:w="4368"/>
+            <w:vAlign w:val="center"/>
+          </w:tcPr>
+          <w:p>
+            <w:pPr>
+              <w:spacing w:before="20" w:after="20"/>
+            </w:pPr>
+          </w:p>
+        </w:tc>
+        <w:tc>
+          <w:tcPr>
+            <w:tcW w:type="dxa" w:w="5383"/>
             <w:vAlign w:val="center"/>
           </w:tcPr>
           <w:p>
@@ -1716,18 +1716,18 @@
       <w:tr>
         <w:tc>
           <w:tcPr>
-            <w:tcW w:type="dxa" w:w="4478"/>
-            <w:vAlign w:val="center"/>
-          </w:tcPr>
-          <w:p>
-            <w:pPr>
-              <w:spacing w:before="20" w:after="20"/>
-            </w:pPr>
-          </w:p>
-        </w:tc>
-        <w:tc>
-          <w:tcPr>
-            <w:tcW w:type="dxa" w:w="5273"/>
+            <w:tcW w:type="dxa" w:w="4368"/>
+            <w:vAlign w:val="center"/>
+          </w:tcPr>
+          <w:p>
+            <w:pPr>
+              <w:spacing w:before="20" w:after="20"/>
+            </w:pPr>
+          </w:p>
+        </w:tc>
+        <w:tc>
+          <w:tcPr>
+            <w:tcW w:type="dxa" w:w="5383"/>
             <w:vAlign w:val="center"/>
           </w:tcPr>
           <w:p>
@@ -1749,7 +1749,7 @@
       <w:tr>
         <w:tc>
           <w:tcPr>
-            <w:tcW w:type="dxa" w:w="4478"/>
+            <w:tcW w:type="dxa" w:w="4368"/>
             <w:vAlign w:val="center"/>
           </w:tcPr>
           <w:p>
@@ -1769,7 +1769,7 @@
         </w:tc>
         <w:tc>
           <w:tcPr>
-            <w:tcW w:type="dxa" w:w="5273"/>
+            <w:tcW w:type="dxa" w:w="5383"/>
             <w:vAlign w:val="center"/>
           </w:tcPr>
           <w:p>
@@ -1791,18 +1791,18 @@
       <w:tr>
         <w:tc>
           <w:tcPr>
-            <w:tcW w:type="dxa" w:w="4478"/>
-            <w:vAlign w:val="center"/>
-          </w:tcPr>
-          <w:p>
-            <w:pPr>
-              <w:spacing w:before="20" w:after="20"/>
-            </w:pPr>
-          </w:p>
-        </w:tc>
-        <w:tc>
-          <w:tcPr>
-            <w:tcW w:type="dxa" w:w="5273"/>
+            <w:tcW w:type="dxa" w:w="4368"/>
+            <w:vAlign w:val="center"/>
+          </w:tcPr>
+          <w:p>
+            <w:pPr>
+              <w:spacing w:before="20" w:after="20"/>
+            </w:pPr>
+          </w:p>
+        </w:tc>
+        <w:tc>
+          <w:tcPr>
+            <w:tcW w:type="dxa" w:w="5383"/>
             <w:vAlign w:val="center"/>
           </w:tcPr>
           <w:p>
@@ -1824,18 +1824,18 @@
       <w:tr>
         <w:tc>
           <w:tcPr>
-            <w:tcW w:type="dxa" w:w="4478"/>
-            <w:vAlign w:val="center"/>
-          </w:tcPr>
-          <w:p>
-            <w:pPr>
-              <w:spacing w:before="20" w:after="20"/>
-            </w:pPr>
-          </w:p>
-        </w:tc>
-        <w:tc>
-          <w:tcPr>
-            <w:tcW w:type="dxa" w:w="5273"/>
+            <w:tcW w:type="dxa" w:w="4368"/>
+            <w:vAlign w:val="center"/>
+          </w:tcPr>
+          <w:p>
+            <w:pPr>
+              <w:spacing w:before="20" w:after="20"/>
+            </w:pPr>
+          </w:p>
+        </w:tc>
+        <w:tc>
+          <w:tcPr>
+            <w:tcW w:type="dxa" w:w="5383"/>
             <w:vAlign w:val="center"/>
           </w:tcPr>
           <w:p>
@@ -1857,7 +1857,7 @@
       <w:tr>
         <w:tc>
           <w:tcPr>
-            <w:tcW w:type="dxa" w:w="4478"/>
+            <w:tcW w:type="dxa" w:w="4368"/>
             <w:vAlign w:val="center"/>
           </w:tcPr>
           <w:p>
@@ -1877,7 +1877,7 @@
         </w:tc>
         <w:tc>
           <w:tcPr>
-            <w:tcW w:type="dxa" w:w="5273"/>
+            <w:tcW w:type="dxa" w:w="5383"/>
             <w:vAlign w:val="center"/>
           </w:tcPr>
           <w:p>
@@ -1899,18 +1899,18 @@
       <w:tr>
         <w:tc>
           <w:tcPr>
-            <w:tcW w:type="dxa" w:w="4478"/>
-            <w:vAlign w:val="center"/>
-          </w:tcPr>
-          <w:p>
-            <w:pPr>
-              <w:spacing w:before="20" w:after="20"/>
-            </w:pPr>
-          </w:p>
-        </w:tc>
-        <w:tc>
-          <w:tcPr>
-            <w:tcW w:type="dxa" w:w="5273"/>
+            <w:tcW w:type="dxa" w:w="4368"/>
+            <w:vAlign w:val="center"/>
+          </w:tcPr>
+          <w:p>
+            <w:pPr>
+              <w:spacing w:before="20" w:after="20"/>
+            </w:pPr>
+          </w:p>
+        </w:tc>
+        <w:tc>
+          <w:tcPr>
+            <w:tcW w:type="dxa" w:w="5383"/>
             <w:vAlign w:val="center"/>
           </w:tcPr>
           <w:p>
@@ -1932,18 +1932,18 @@
       <w:tr>
         <w:tc>
           <w:tcPr>
-            <w:tcW w:type="dxa" w:w="4478"/>
-            <w:vAlign w:val="center"/>
-          </w:tcPr>
-          <w:p>
-            <w:pPr>
-              <w:spacing w:before="20" w:after="20"/>
-            </w:pPr>
-          </w:p>
-        </w:tc>
-        <w:tc>
-          <w:tcPr>
-            <w:tcW w:type="dxa" w:w="5273"/>
+            <w:tcW w:type="dxa" w:w="4368"/>
+            <w:vAlign w:val="center"/>
+          </w:tcPr>
+          <w:p>
+            <w:pPr>
+              <w:spacing w:before="20" w:after="20"/>
+            </w:pPr>
+          </w:p>
+        </w:tc>
+        <w:tc>
+          <w:tcPr>
+            <w:tcW w:type="dxa" w:w="5383"/>
             <w:vAlign w:val="center"/>
           </w:tcPr>
           <w:p>
@@ -1965,7 +1965,7 @@
       <w:tr>
         <w:tc>
           <w:tcPr>
-            <w:tcW w:type="dxa" w:w="4478"/>
+            <w:tcW w:type="dxa" w:w="4368"/>
             <w:vAlign w:val="center"/>
           </w:tcPr>
           <w:p>
@@ -1985,7 +1985,7 @@
         </w:tc>
         <w:tc>
           <w:tcPr>
-            <w:tcW w:type="dxa" w:w="5273"/>
+            <w:tcW w:type="dxa" w:w="5383"/>
             <w:vAlign w:val="center"/>
           </w:tcPr>
           <w:p>
@@ -2007,18 +2007,18 @@
       <w:tr>
         <w:tc>
           <w:tcPr>
-            <w:tcW w:type="dxa" w:w="4478"/>
-            <w:vAlign w:val="center"/>
-          </w:tcPr>
-          <w:p>
-            <w:pPr>
-              <w:spacing w:before="20" w:after="20"/>
-            </w:pPr>
-          </w:p>
-        </w:tc>
-        <w:tc>
-          <w:tcPr>
-            <w:tcW w:type="dxa" w:w="5273"/>
+            <w:tcW w:type="dxa" w:w="4368"/>
+            <w:vAlign w:val="center"/>
+          </w:tcPr>
+          <w:p>
+            <w:pPr>
+              <w:spacing w:before="20" w:after="20"/>
+            </w:pPr>
+          </w:p>
+        </w:tc>
+        <w:tc>
+          <w:tcPr>
+            <w:tcW w:type="dxa" w:w="5383"/>
             <w:vAlign w:val="center"/>
           </w:tcPr>
           <w:p>
@@ -2040,18 +2040,18 @@
       <w:tr>
         <w:tc>
           <w:tcPr>
-            <w:tcW w:type="dxa" w:w="4478"/>
-            <w:vAlign w:val="center"/>
-          </w:tcPr>
-          <w:p>
-            <w:pPr>
-              <w:spacing w:before="20" w:after="20"/>
-            </w:pPr>
-          </w:p>
-        </w:tc>
-        <w:tc>
-          <w:tcPr>
-            <w:tcW w:type="dxa" w:w="5273"/>
+            <w:tcW w:type="dxa" w:w="4368"/>
+            <w:vAlign w:val="center"/>
+          </w:tcPr>
+          <w:p>
+            <w:pPr>
+              <w:spacing w:before="20" w:after="20"/>
+            </w:pPr>
+          </w:p>
+        </w:tc>
+        <w:tc>
+          <w:tcPr>
+            <w:tcW w:type="dxa" w:w="5383"/>
             <w:vAlign w:val="center"/>
           </w:tcPr>
           <w:p>
@@ -2073,18 +2073,18 @@
       <w:tr>
         <w:tc>
           <w:tcPr>
-            <w:tcW w:type="dxa" w:w="4478"/>
-            <w:vAlign w:val="center"/>
-          </w:tcPr>
-          <w:p>
-            <w:pPr>
-              <w:spacing w:before="20" w:after="20"/>
-            </w:pPr>
-          </w:p>
-        </w:tc>
-        <w:tc>
-          <w:tcPr>
-            <w:tcW w:type="dxa" w:w="5273"/>
+            <w:tcW w:type="dxa" w:w="4368"/>
+            <w:vAlign w:val="center"/>
+          </w:tcPr>
+          <w:p>
+            <w:pPr>
+              <w:spacing w:before="20" w:after="20"/>
+            </w:pPr>
+          </w:p>
+        </w:tc>
+        <w:tc>
+          <w:tcPr>
+            <w:tcW w:type="dxa" w:w="5383"/>
             <w:vAlign w:val="center"/>
           </w:tcPr>
           <w:p>
@@ -2106,18 +2106,18 @@
       <w:tr>
         <w:tc>
           <w:tcPr>
-            <w:tcW w:type="dxa" w:w="4478"/>
-            <w:vAlign w:val="center"/>
-          </w:tcPr>
-          <w:p>
-            <w:pPr>
-              <w:spacing w:before="20" w:after="20"/>
-            </w:pPr>
-          </w:p>
-        </w:tc>
-        <w:tc>
-          <w:tcPr>
-            <w:tcW w:type="dxa" w:w="5273"/>
+            <w:tcW w:type="dxa" w:w="4368"/>
+            <w:vAlign w:val="center"/>
+          </w:tcPr>
+          <w:p>
+            <w:pPr>
+              <w:spacing w:before="20" w:after="20"/>
+            </w:pPr>
+          </w:p>
+        </w:tc>
+        <w:tc>
+          <w:tcPr>
+            <w:tcW w:type="dxa" w:w="5383"/>
             <w:vAlign w:val="center"/>
           </w:tcPr>
           <w:p>
@@ -2139,18 +2139,18 @@
       <w:tr>
         <w:tc>
           <w:tcPr>
-            <w:tcW w:type="dxa" w:w="4478"/>
-            <w:vAlign w:val="center"/>
-          </w:tcPr>
-          <w:p>
-            <w:pPr>
-              <w:spacing w:before="20" w:after="20"/>
-            </w:pPr>
-          </w:p>
-        </w:tc>
-        <w:tc>
-          <w:tcPr>
-            <w:tcW w:type="dxa" w:w="5273"/>
+            <w:tcW w:type="dxa" w:w="4368"/>
+            <w:vAlign w:val="center"/>
+          </w:tcPr>
+          <w:p>
+            <w:pPr>
+              <w:spacing w:before="20" w:after="20"/>
+            </w:pPr>
+          </w:p>
+        </w:tc>
+        <w:tc>
+          <w:tcPr>
+            <w:tcW w:type="dxa" w:w="5383"/>
             <w:vAlign w:val="center"/>
           </w:tcPr>
           <w:p>
@@ -2172,18 +2172,18 @@
       <w:tr>
         <w:tc>
           <w:tcPr>
-            <w:tcW w:type="dxa" w:w="4478"/>
-            <w:vAlign w:val="center"/>
-          </w:tcPr>
-          <w:p>
-            <w:pPr>
-              <w:spacing w:before="20" w:after="20"/>
-            </w:pPr>
-          </w:p>
-        </w:tc>
-        <w:tc>
-          <w:tcPr>
-            <w:tcW w:type="dxa" w:w="5273"/>
+            <w:tcW w:type="dxa" w:w="4368"/>
+            <w:vAlign w:val="center"/>
+          </w:tcPr>
+          <w:p>
+            <w:pPr>
+              <w:spacing w:before="20" w:after="20"/>
+            </w:pPr>
+          </w:p>
+        </w:tc>
+        <w:tc>
+          <w:tcPr>
+            <w:tcW w:type="dxa" w:w="5383"/>
             <w:vAlign w:val="center"/>
           </w:tcPr>
           <w:p>
@@ -2205,18 +2205,18 @@
       <w:tr>
         <w:tc>
           <w:tcPr>
-            <w:tcW w:type="dxa" w:w="4478"/>
-            <w:vAlign w:val="center"/>
-          </w:tcPr>
-          <w:p>
-            <w:pPr>
-              <w:spacing w:before="20" w:after="20"/>
-            </w:pPr>
-          </w:p>
-        </w:tc>
-        <w:tc>
-          <w:tcPr>
-            <w:tcW w:type="dxa" w:w="5273"/>
+            <w:tcW w:type="dxa" w:w="4368"/>
+            <w:vAlign w:val="center"/>
+          </w:tcPr>
+          <w:p>
+            <w:pPr>
+              <w:spacing w:before="20" w:after="20"/>
+            </w:pPr>
+          </w:p>
+        </w:tc>
+        <w:tc>
+          <w:tcPr>
+            <w:tcW w:type="dxa" w:w="5383"/>
             <w:vAlign w:val="center"/>
           </w:tcPr>
           <w:p>
@@ -2238,18 +2238,18 @@
       <w:tr>
         <w:tc>
           <w:tcPr>
-            <w:tcW w:type="dxa" w:w="4478"/>
-            <w:vAlign w:val="center"/>
-          </w:tcPr>
-          <w:p>
-            <w:pPr>
-              <w:spacing w:before="20" w:after="20"/>
-            </w:pPr>
-          </w:p>
-        </w:tc>
-        <w:tc>
-          <w:tcPr>
-            <w:tcW w:type="dxa" w:w="5273"/>
+            <w:tcW w:type="dxa" w:w="4368"/>
+            <w:vAlign w:val="center"/>
+          </w:tcPr>
+          <w:p>
+            <w:pPr>
+              <w:spacing w:before="20" w:after="20"/>
+            </w:pPr>
+          </w:p>
+        </w:tc>
+        <w:tc>
+          <w:tcPr>
+            <w:tcW w:type="dxa" w:w="5383"/>
             <w:vAlign w:val="center"/>
           </w:tcPr>
           <w:p>
@@ -2271,18 +2271,18 @@
       <w:tr>
         <w:tc>
           <w:tcPr>
-            <w:tcW w:type="dxa" w:w="4478"/>
-            <w:vAlign w:val="center"/>
-          </w:tcPr>
-          <w:p>
-            <w:pPr>
-              <w:spacing w:before="20" w:after="20"/>
-            </w:pPr>
-          </w:p>
-        </w:tc>
-        <w:tc>
-          <w:tcPr>
-            <w:tcW w:type="dxa" w:w="5273"/>
+            <w:tcW w:type="dxa" w:w="4368"/>
+            <w:vAlign w:val="center"/>
+          </w:tcPr>
+          <w:p>
+            <w:pPr>
+              <w:spacing w:before="20" w:after="20"/>
+            </w:pPr>
+          </w:p>
+        </w:tc>
+        <w:tc>
+          <w:tcPr>
+            <w:tcW w:type="dxa" w:w="5383"/>
             <w:vAlign w:val="center"/>
           </w:tcPr>
           <w:p>
@@ -2304,7 +2304,18 @@
       <w:tr>
         <w:tc>
           <w:tcPr>
-            <w:tcW w:type="dxa" w:w="4478"/>
+            <w:tcW w:type="dxa" w:w="4368"/>
+            <w:vAlign w:val="center"/>
+          </w:tcPr>
+          <w:p>
+            <w:pPr>
+              <w:spacing w:before="20" w:after="20"/>
+            </w:pPr>
+          </w:p>
+        </w:tc>
+        <w:tc>
+          <w:tcPr>
+            <w:tcW w:type="dxa" w:w="5383"/>
             <w:vAlign w:val="center"/>
           </w:tcPr>
           <w:p>
@@ -2318,27 +2329,7 @@
                 <w:i w:val="0"/>
                 <w:sz w:val="17"/>
               </w:rPr>
-              <w:t>資料編</w:t>
-            </w:r>
-          </w:p>
-        </w:tc>
-        <w:tc>
-          <w:tcPr>
-            <w:tcW w:type="dxa" w:w="5273"/>
-            <w:vAlign w:val="center"/>
-          </w:tcPr>
-          <w:p>
-            <w:pPr>
-              <w:spacing w:before="20" w:after="20"/>
-            </w:pPr>
-            <w:r>
-              <w:rPr>
-                <w:rFonts w:ascii="游ゴシック" w:hAnsi="游ゴシック" w:eastAsia="游ゴシック"/>
-                <w:b w:val="0"/>
-                <w:i w:val="0"/>
-                <w:sz w:val="17"/>
-              </w:rPr>
-              <w:t>8　成果指標の定義</w:t>
+              <w:t>11　将来に向けたサービス提供体制の確保に関する施策</w:t>
             </w:r>
           </w:p>
         </w:tc>
@@ -2346,18 +2337,7 @@
       <w:tr>
         <w:tc>
           <w:tcPr>
-            <w:tcW w:type="dxa" w:w="4478"/>
-            <w:vAlign w:val="center"/>
-          </w:tcPr>
-          <w:p>
-            <w:pPr>
-              <w:spacing w:before="20" w:after="20"/>
-            </w:pPr>
-          </w:p>
-        </w:tc>
-        <w:tc>
-          <w:tcPr>
-            <w:tcW w:type="dxa" w:w="5273"/>
+            <w:tcW w:type="dxa" w:w="4368"/>
             <w:vAlign w:val="center"/>
           </w:tcPr>
           <w:p>
@@ -2371,7 +2351,27 @@
                 <w:i w:val="0"/>
                 <w:sz w:val="17"/>
               </w:rPr>
-              <w:t>9　年次評価の様式</w:t>
+              <w:t>資料編</w:t>
+            </w:r>
+          </w:p>
+        </w:tc>
+        <w:tc>
+          <w:tcPr>
+            <w:tcW w:type="dxa" w:w="5383"/>
+            <w:vAlign w:val="center"/>
+          </w:tcPr>
+          <w:p>
+            <w:pPr>
+              <w:spacing w:before="20" w:after="20"/>
+            </w:pPr>
+            <w:r>
+              <w:rPr>
+                <w:rFonts w:ascii="游ゴシック" w:hAnsi="游ゴシック" w:eastAsia="游ゴシック"/>
+                <w:b w:val="0"/>
+                <w:i w:val="0"/>
+                <w:sz w:val="17"/>
+              </w:rPr>
+              <w:t>8　成果指標の定義</w:t>
             </w:r>
           </w:p>
         </w:tc>
@@ -2379,18 +2379,18 @@
       <w:tr>
         <w:tc>
           <w:tcPr>
-            <w:tcW w:type="dxa" w:w="4478"/>
-            <w:vAlign w:val="center"/>
-          </w:tcPr>
-          <w:p>
-            <w:pPr>
-              <w:spacing w:before="20" w:after="20"/>
-            </w:pPr>
-          </w:p>
-        </w:tc>
-        <w:tc>
-          <w:tcPr>
-            <w:tcW w:type="dxa" w:w="5273"/>
+            <w:tcW w:type="dxa" w:w="4368"/>
+            <w:vAlign w:val="center"/>
+          </w:tcPr>
+          <w:p>
+            <w:pPr>
+              <w:spacing w:before="20" w:after="20"/>
+            </w:pPr>
+          </w:p>
+        </w:tc>
+        <w:tc>
+          <w:tcPr>
+            <w:tcW w:type="dxa" w:w="5383"/>
             <w:vAlign w:val="center"/>
           </w:tcPr>
           <w:p>
@@ -2404,7 +2404,7 @@
                 <w:i w:val="0"/>
                 <w:sz w:val="17"/>
               </w:rPr>
-              <w:t>10　施策の見直しの基準</w:t>
+              <w:t>9　年次評価の様式</w:t>
             </w:r>
           </w:p>
         </w:tc>
@@ -2412,18 +2412,18 @@
       <w:tr>
         <w:tc>
           <w:tcPr>
-            <w:tcW w:type="dxa" w:w="4478"/>
-            <w:vAlign w:val="center"/>
-          </w:tcPr>
-          <w:p>
-            <w:pPr>
-              <w:spacing w:before="20" w:after="20"/>
-            </w:pPr>
-          </w:p>
-        </w:tc>
-        <w:tc>
-          <w:tcPr>
-            <w:tcW w:type="dxa" w:w="5273"/>
+            <w:tcW w:type="dxa" w:w="4368"/>
+            <w:vAlign w:val="center"/>
+          </w:tcPr>
+          <w:p>
+            <w:pPr>
+              <w:spacing w:before="20" w:after="20"/>
+            </w:pPr>
+          </w:p>
+        </w:tc>
+        <w:tc>
+          <w:tcPr>
+            <w:tcW w:type="dxa" w:w="5383"/>
             <w:vAlign w:val="center"/>
           </w:tcPr>
           <w:p>
@@ -2437,7 +2437,7 @@
                 <w:i w:val="0"/>
                 <w:sz w:val="17"/>
               </w:rPr>
-              <w:t>11　主な参照資料</w:t>
+              <w:t>10　施策の見直しの基準</w:t>
             </w:r>
           </w:p>
         </w:tc>
@@ -2445,18 +2445,51 @@
       <w:tr>
         <w:tc>
           <w:tcPr>
-            <w:tcW w:type="dxa" w:w="4478"/>
-            <w:vAlign w:val="center"/>
-          </w:tcPr>
-          <w:p>
-            <w:pPr>
-              <w:spacing w:before="20" w:after="20"/>
-            </w:pPr>
-          </w:p>
-        </w:tc>
-        <w:tc>
-          <w:tcPr>
-            <w:tcW w:type="dxa" w:w="5273"/>
+            <w:tcW w:type="dxa" w:w="4368"/>
+            <w:vAlign w:val="center"/>
+          </w:tcPr>
+          <w:p>
+            <w:pPr>
+              <w:spacing w:before="20" w:after="20"/>
+            </w:pPr>
+          </w:p>
+        </w:tc>
+        <w:tc>
+          <w:tcPr>
+            <w:tcW w:type="dxa" w:w="5383"/>
+            <w:vAlign w:val="center"/>
+          </w:tcPr>
+          <w:p>
+            <w:pPr>
+              <w:spacing w:before="20" w:after="20"/>
+            </w:pPr>
+            <w:r>
+              <w:rPr>
+                <w:rFonts w:ascii="游ゴシック" w:hAnsi="游ゴシック" w:eastAsia="游ゴシック"/>
+                <w:b w:val="0"/>
+                <w:i w:val="0"/>
+                <w:sz w:val="17"/>
+              </w:rPr>
+              <w:t>11　主な参照資料</w:t>
+            </w:r>
+          </w:p>
+        </w:tc>
+      </w:tr>
+      <w:tr>
+        <w:tc>
+          <w:tcPr>
+            <w:tcW w:type="dxa" w:w="4368"/>
+            <w:vAlign w:val="center"/>
+          </w:tcPr>
+          <w:p>
+            <w:pPr>
+              <w:spacing w:before="20" w:after="20"/>
+            </w:pPr>
+          </w:p>
+        </w:tc>
+        <w:tc>
+          <w:tcPr>
+            <w:tcW w:type="dxa" w:w="5383"/>
             <w:vAlign w:val="center"/>
           </w:tcPr>
           <w:p>
@@ -2493,7 +2526,7 @@
           <w:i w:val="0"/>
           <w:sz w:val="17"/>
         </w:rPr>
-        <w:t>※ 出所：小野町高齢者保健福祉計画_第10期介護保険事業計画_素案_第9版_20261005.docx。章7・節39。</w:t>
+        <w:t>※ 出所：小野町高齢者保健福祉計画_第10期介護保険事業計画_素案_第10版_20261014.docx。章7・節40。</w:t>
       </w:r>
       <w:r>
         <w:rPr>

--- a/小野町_引継ぎ_整理済/09_骨子案/小野町高齢者保健福祉計画_第10期介護保険事業計画_骨子案_第4版_20261006.docx
+++ b/小野町_引継ぎ_整理済/09_骨子案/小野町高齢者保健福祉計画_第10期介護保険事業計画_骨子案_第4版_20261006.docx
@@ -1864,6 +1864,39 @@
             <w:pPr>
               <w:spacing w:before="20" w:after="20"/>
             </w:pPr>
+          </w:p>
+        </w:tc>
+        <w:tc>
+          <w:tcPr>
+            <w:tcW w:type="dxa" w:w="5383"/>
+            <w:vAlign w:val="center"/>
+          </w:tcPr>
+          <w:p>
+            <w:pPr>
+              <w:spacing w:before="20" w:after="20"/>
+            </w:pPr>
+            <w:r>
+              <w:rPr>
+                <w:rFonts w:ascii="游ゴシック" w:hAnsi="游ゴシック" w:eastAsia="游ゴシック"/>
+                <w:b w:val="0"/>
+                <w:i w:val="0"/>
+                <w:sz w:val="17"/>
+              </w:rPr>
+              <w:t>4　障がい福祉計画との接点</w:t>
+            </w:r>
+          </w:p>
+        </w:tc>
+      </w:tr>
+      <w:tr>
+        <w:tc>
+          <w:tcPr>
+            <w:tcW w:type="dxa" w:w="4368"/>
+            <w:vAlign w:val="center"/>
+          </w:tcPr>
+          <w:p>
+            <w:pPr>
+              <w:spacing w:before="20" w:after="20"/>
+            </w:pPr>
             <w:r>
               <w:rPr>
                 <w:rFonts w:ascii="游ゴシック" w:hAnsi="游ゴシック" w:eastAsia="游ゴシック"/>
@@ -2526,7 +2559,7 @@
           <w:i w:val="0"/>
           <w:sz w:val="17"/>
         </w:rPr>
-        <w:t>※ 出所：小野町高齢者保健福祉計画_第10期介護保険事業計画_素案_第10版_20261014.docx。章7・節40。</w:t>
+        <w:t>※ 出所：小野町高齢者保健福祉計画_第10期介護保険事業計画_素案_第10版_20261014.docx。章7・節41。</w:t>
       </w:r>
       <w:r>
         <w:rPr>
@@ -3324,6 +3357,7 @@
           </w:tcPr>
           <w:p>
             <w:pPr>
+              <w:keepNext/>
               <w:spacing w:before="20" w:after="20"/>
             </w:pPr>
             <w:r>
@@ -3344,6 +3378,7 @@
           </w:tcPr>
           <w:p>
             <w:pPr>
+              <w:keepNext/>
               <w:spacing w:before="20" w:after="20"/>
             </w:pPr>
             <w:r>
@@ -3364,6 +3399,7 @@
           </w:tcPr>
           <w:p>
             <w:pPr>
+              <w:keepNext/>
               <w:spacing w:before="20" w:after="20"/>
             </w:pPr>
             <w:r>
@@ -3384,6 +3420,7 @@
           </w:tcPr>
           <w:p>
             <w:pPr>
+              <w:keepNext/>
               <w:spacing w:before="20" w:after="20"/>
             </w:pPr>
             <w:r>
@@ -3829,6 +3866,7 @@
           </w:tcPr>
           <w:p>
             <w:pPr>
+              <w:keepNext/>
               <w:spacing w:before="20" w:after="20"/>
             </w:pPr>
             <w:r>
@@ -3849,6 +3887,7 @@
           </w:tcPr>
           <w:p>
             <w:pPr>
+              <w:keepNext/>
               <w:spacing w:before="20" w:after="20"/>
             </w:pPr>
             <w:r>
@@ -3869,6 +3908,7 @@
           </w:tcPr>
           <w:p>
             <w:pPr>
+              <w:keepNext/>
               <w:spacing w:before="20" w:after="20"/>
             </w:pPr>
             <w:r>
@@ -3889,6 +3929,7 @@
           </w:tcPr>
           <w:p>
             <w:pPr>
+              <w:keepNext/>
               <w:spacing w:before="20" w:after="20"/>
             </w:pPr>
             <w:r>
@@ -5627,6 +5668,7 @@
           </w:tcPr>
           <w:p>
             <w:pPr>
+              <w:keepNext/>
               <w:spacing w:before="20" w:after="20"/>
             </w:pPr>
             <w:r>
@@ -5647,6 +5689,7 @@
           </w:tcPr>
           <w:p>
             <w:pPr>
+              <w:keepNext/>
               <w:spacing w:before="20" w:after="20"/>
             </w:pPr>
             <w:r>
@@ -5667,6 +5710,7 @@
           </w:tcPr>
           <w:p>
             <w:pPr>
+              <w:keepNext/>
               <w:spacing w:before="20" w:after="20"/>
             </w:pPr>
             <w:r>
@@ -5902,6 +5946,7 @@
           </w:tcPr>
           <w:p>
             <w:pPr>
+              <w:keepNext/>
               <w:spacing w:before="20" w:after="20"/>
             </w:pPr>
             <w:r>
@@ -5922,6 +5967,7 @@
           </w:tcPr>
           <w:p>
             <w:pPr>
+              <w:keepNext/>
               <w:spacing w:before="20" w:after="20"/>
             </w:pPr>
             <w:r>
@@ -6260,6 +6306,7 @@
           </w:tcPr>
           <w:p>
             <w:pPr>
+              <w:keepNext/>
               <w:spacing w:before="20" w:after="20"/>
             </w:pPr>
             <w:r>
@@ -6280,6 +6327,7 @@
           </w:tcPr>
           <w:p>
             <w:pPr>
+              <w:keepNext/>
               <w:spacing w:before="20" w:after="20"/>
             </w:pPr>
             <w:r>
@@ -6318,6 +6366,7 @@
           </w:tcPr>
           <w:p>
             <w:pPr>
+              <w:keepNext/>
               <w:spacing w:before="20" w:after="20"/>
             </w:pPr>
             <w:r>
@@ -6338,6 +6387,7 @@
           </w:tcPr>
           <w:p>
             <w:pPr>
+              <w:keepNext/>
               <w:spacing w:before="20" w:after="20"/>
             </w:pPr>
             <w:r>
@@ -6947,6 +6997,7 @@
           </w:tcPr>
           <w:p>
             <w:pPr>
+              <w:keepNext/>
               <w:spacing w:before="20" w:after="20"/>
             </w:pPr>
             <w:r>
@@ -6967,6 +7018,7 @@
           </w:tcPr>
           <w:p>
             <w:pPr>
+              <w:keepNext/>
               <w:spacing w:before="20" w:after="20"/>
             </w:pPr>
             <w:r>
@@ -6987,6 +7039,7 @@
           </w:tcPr>
           <w:p>
             <w:pPr>
+              <w:keepNext/>
               <w:spacing w:before="20" w:after="20"/>
             </w:pPr>
             <w:r>
@@ -7007,6 +7060,7 @@
           </w:tcPr>
           <w:p>
             <w:pPr>
+              <w:keepNext/>
               <w:spacing w:before="20" w:after="20"/>
             </w:pPr>
             <w:r>
@@ -7352,6 +7406,7 @@
           </w:tcPr>
           <w:p>
             <w:pPr>
+              <w:keepNext/>
               <w:spacing w:before="20" w:after="20"/>
             </w:pPr>
             <w:r>
@@ -7372,6 +7427,7 @@
           </w:tcPr>
           <w:p>
             <w:pPr>
+              <w:keepNext/>
               <w:spacing w:before="20" w:after="20"/>
             </w:pPr>
             <w:r>
@@ -7410,6 +7466,7 @@
           </w:tcPr>
           <w:p>
             <w:pPr>
+              <w:keepNext/>
               <w:spacing w:before="20" w:after="20"/>
             </w:pPr>
             <w:r>
@@ -7430,6 +7487,7 @@
           </w:tcPr>
           <w:p>
             <w:pPr>
+              <w:keepNext/>
               <w:spacing w:before="20" w:after="20"/>
             </w:pPr>
             <w:r>
@@ -9725,6 +9783,7 @@
           </w:tcPr>
           <w:p>
             <w:pPr>
+              <w:keepNext/>
               <w:spacing w:before="20" w:after="20"/>
             </w:pPr>
             <w:r>
@@ -9745,6 +9804,7 @@
           </w:tcPr>
           <w:p>
             <w:pPr>
+              <w:keepNext/>
               <w:spacing w:before="20" w:after="20"/>
             </w:pPr>
             <w:r>
@@ -9765,6 +9825,7 @@
           </w:tcPr>
           <w:p>
             <w:pPr>
+              <w:keepNext/>
               <w:spacing w:before="20" w:after="20"/>
             </w:pPr>
             <w:r>

--- a/小野町_引継ぎ_整理済/09_骨子案/小野町高齢者保健福祉計画_第10期介護保険事業計画_骨子案_第4版_20261006.docx
+++ b/小野町_引継ぎ_整理済/09_骨子案/小野町高齢者保健福祉計画_第10期介護保険事業計画_骨子案_第4版_20261006.docx
@@ -3012,6 +3012,7 @@
           </w:tcPr>
           <w:p>
             <w:pPr>
+              <w:keepNext/>
               <w:spacing w:before="20" w:after="20"/>
             </w:pPr>
             <w:r>
@@ -3032,6 +3033,7 @@
           </w:tcPr>
           <w:p>
             <w:pPr>
+              <w:keepNext/>
               <w:spacing w:before="20" w:after="20"/>
             </w:pPr>
             <w:r>
@@ -3052,6 +3054,7 @@
           </w:tcPr>
           <w:p>
             <w:pPr>
+              <w:keepNext/>
               <w:spacing w:before="20" w:after="20"/>
             </w:pPr>
             <w:r>
@@ -8160,6 +8163,7 @@
           </w:tcPr>
           <w:p>
             <w:pPr>
+              <w:keepNext/>
               <w:spacing w:before="20" w:after="20"/>
             </w:pPr>
             <w:r>
@@ -8180,6 +8184,7 @@
           </w:tcPr>
           <w:p>
             <w:pPr>
+              <w:keepNext/>
               <w:spacing w:before="20" w:after="20"/>
             </w:pPr>
             <w:r>
@@ -8200,6 +8205,7 @@
           </w:tcPr>
           <w:p>
             <w:pPr>
+              <w:keepNext/>
               <w:spacing w:before="20" w:after="20"/>
             </w:pPr>
             <w:r>
@@ -8229,6 +8235,7 @@
           </w:tcPr>
           <w:p>
             <w:pPr>
+              <w:keepNext/>
               <w:spacing w:before="20" w:after="20"/>
             </w:pPr>
             <w:r>

--- a/小野町_引継ぎ_整理済/09_骨子案/小野町高齢者保健福祉計画_第10期介護保険事業計画_骨子案_第4版_20261006.docx
+++ b/小野町_引継ぎ_整理済/09_骨子案/小野町高齢者保健福祉計画_第10期介護保険事業計画_骨子案_第4版_20261006.docx
@@ -2559,7 +2559,7 @@
           <w:i w:val="0"/>
           <w:sz w:val="17"/>
         </w:rPr>
-        <w:t>※ 出所：小野町高齢者保健福祉計画_第10期介護保険事業計画_素案_第10版_20261014.docx。章7・節41。</w:t>
+        <w:t>※ 出所：小野町高齢者保健福祉計画_第10期介護保険事業計画_素案_第11版_20261015.docx。章7・節41。</w:t>
       </w:r>
       <w:r>
         <w:rPr>

--- a/小野町_引継ぎ_整理済/09_骨子案/小野町高齢者保健福祉計画_第10期介護保険事業計画_骨子案_第4版_20261006.docx
+++ b/小野町_引継ぎ_整理済/09_骨子案/小野町高齢者保健福祉計画_第10期介護保険事業計画_骨子案_第4版_20261006.docx
@@ -2296,7 +2296,7 @@
                 <w:i w:val="0"/>
                 <w:sz w:val="17"/>
               </w:rPr>
-              <w:t>9　低所得者支援</w:t>
+              <w:t>9　老人福祉事業の量の目標</w:t>
             </w:r>
           </w:p>
         </w:tc>
@@ -2329,7 +2329,7 @@
                 <w:i w:val="0"/>
                 <w:sz w:val="17"/>
               </w:rPr>
-              <w:t>10　中長期の見通し（令和22年・令和32年）</w:t>
+              <w:t>10　低所得者支援</w:t>
             </w:r>
           </w:p>
         </w:tc>
@@ -2362,7 +2362,40 @@
                 <w:i w:val="0"/>
                 <w:sz w:val="17"/>
               </w:rPr>
-              <w:t>11　将来に向けたサービス提供体制の確保に関する施策</w:t>
+              <w:t>11　中長期の見通し（令和22年・令和32年）</w:t>
+            </w:r>
+          </w:p>
+        </w:tc>
+      </w:tr>
+      <w:tr>
+        <w:tc>
+          <w:tcPr>
+            <w:tcW w:type="dxa" w:w="4368"/>
+            <w:vAlign w:val="center"/>
+          </w:tcPr>
+          <w:p>
+            <w:pPr>
+              <w:spacing w:before="20" w:after="20"/>
+            </w:pPr>
+          </w:p>
+        </w:tc>
+        <w:tc>
+          <w:tcPr>
+            <w:tcW w:type="dxa" w:w="5383"/>
+            <w:vAlign w:val="center"/>
+          </w:tcPr>
+          <w:p>
+            <w:pPr>
+              <w:spacing w:before="20" w:after="20"/>
+            </w:pPr>
+            <w:r>
+              <w:rPr>
+                <w:rFonts w:ascii="游ゴシック" w:hAnsi="游ゴシック" w:eastAsia="游ゴシック"/>
+                <w:b w:val="0"/>
+                <w:i w:val="0"/>
+                <w:sz w:val="17"/>
+              </w:rPr>
+              <w:t>12　将来に向けたサービス提供体制の確保に関する施策</w:t>
             </w:r>
           </w:p>
         </w:tc>
@@ -2559,7 +2592,7 @@
           <w:i w:val="0"/>
           <w:sz w:val="17"/>
         </w:rPr>
-        <w:t>※ 出所：小野町高齢者保健福祉計画_第10期介護保険事業計画_素案_第11版_20261015.docx。章7・節41。</w:t>
+        <w:t>※ 出所：小野町高齢者保健福祉計画_第10期介護保険事業計画_素案_第11版_20261015.docx。章7・節42。</w:t>
       </w:r>
       <w:r>
         <w:rPr>

--- a/小野町_引継ぎ_整理済/09_骨子案/小野町高齢者保健福祉計画_第10期介護保険事業計画_骨子案_第4版_20261006.docx
+++ b/小野町_引継ぎ_整理済/09_骨子案/小野町高齢者保健福祉計画_第10期介護保険事業計画_骨子案_第4版_20261006.docx
@@ -2569,7 +2569,40 @@
                 <w:i w:val="0"/>
                 <w:sz w:val="17"/>
               </w:rPr>
-              <w:t>12　図表番号一覧</w:t>
+              <w:t>12　地域分析の指標（国の基本指針の案の別表1）</w:t>
+            </w:r>
+          </w:p>
+        </w:tc>
+      </w:tr>
+      <w:tr>
+        <w:tc>
+          <w:tcPr>
+            <w:tcW w:type="dxa" w:w="4368"/>
+            <w:vAlign w:val="center"/>
+          </w:tcPr>
+          <w:p>
+            <w:pPr>
+              <w:spacing w:before="20" w:after="20"/>
+            </w:pPr>
+          </w:p>
+        </w:tc>
+        <w:tc>
+          <w:tcPr>
+            <w:tcW w:type="dxa" w:w="5383"/>
+            <w:vAlign w:val="center"/>
+          </w:tcPr>
+          <w:p>
+            <w:pPr>
+              <w:spacing w:before="20" w:after="20"/>
+            </w:pPr>
+            <w:r>
+              <w:rPr>
+                <w:rFonts w:ascii="游ゴシック" w:hAnsi="游ゴシック" w:eastAsia="游ゴシック"/>
+                <w:b w:val="0"/>
+                <w:i w:val="0"/>
+                <w:sz w:val="17"/>
+              </w:rPr>
+              <w:t>13　図表番号一覧</w:t>
             </w:r>
           </w:p>
         </w:tc>
@@ -2592,7 +2625,7 @@
           <w:i w:val="0"/>
           <w:sz w:val="17"/>
         </w:rPr>
-        <w:t>※ 出所：小野町高齢者保健福祉計画_第10期介護保険事業計画_素案_第11版_20261015.docx。章7・節42。</w:t>
+        <w:t>※ 出所：小野町高齢者保健福祉計画_第10期介護保険事業計画_素案_第15版_20261021.docx。章7・節43。</w:t>
       </w:r>
       <w:r>
         <w:rPr>
@@ -2652,14 +2685,14 @@
         </w:tblCellMar>
       </w:tblPr>
       <w:tblGrid>
-        <w:gridCol w:w="2446"/>
-        <w:gridCol w:w="3319"/>
-        <w:gridCol w:w="3986"/>
+        <w:gridCol w:w="2312"/>
+        <w:gridCol w:w="3102"/>
+        <w:gridCol w:w="4337"/>
       </w:tblGrid>
       <w:tr>
         <w:tc>
           <w:tcPr>
-            <w:tcW w:type="dxa" w:w="2446"/>
+            <w:tcW w:type="dxa" w:w="2312"/>
             <w:shd w:val="clear" w:fill="1F3864"/>
             <w:vAlign w:val="center"/>
           </w:tcPr>
@@ -2682,7 +2715,7 @@
         </w:tc>
         <w:tc>
           <w:tcPr>
-            <w:tcW w:type="dxa" w:w="3319"/>
+            <w:tcW w:type="dxa" w:w="3102"/>
             <w:shd w:val="clear" w:fill="1F3864"/>
             <w:vAlign w:val="center"/>
           </w:tcPr>
@@ -2705,7 +2738,7 @@
         </w:tc>
         <w:tc>
           <w:tcPr>
-            <w:tcW w:type="dxa" w:w="3986"/>
+            <w:tcW w:type="dxa" w:w="4337"/>
             <w:shd w:val="clear" w:fill="1F3864"/>
             <w:vAlign w:val="center"/>
           </w:tcPr>
@@ -2730,7 +2763,7 @@
       <w:tr>
         <w:tc>
           <w:tcPr>
-            <w:tcW w:type="dxa" w:w="2446"/>
+            <w:tcW w:type="dxa" w:w="2312"/>
             <w:vAlign w:val="center"/>
           </w:tcPr>
           <w:p>
@@ -2750,7 +2783,7 @@
         </w:tc>
         <w:tc>
           <w:tcPr>
-            <w:tcW w:type="dxa" w:w="3319"/>
+            <w:tcW w:type="dxa" w:w="3102"/>
             <w:vAlign w:val="center"/>
           </w:tcPr>
           <w:p>
@@ -2770,7 +2803,7 @@
         </w:tc>
         <w:tc>
           <w:tcPr>
-            <w:tcW w:type="dxa" w:w="3986"/>
+            <w:tcW w:type="dxa" w:w="4337"/>
             <w:vAlign w:val="center"/>
           </w:tcPr>
           <w:p>
@@ -2792,7 +2825,7 @@
       <w:tr>
         <w:tc>
           <w:tcPr>
-            <w:tcW w:type="dxa" w:w="2446"/>
+            <w:tcW w:type="dxa" w:w="2312"/>
             <w:vAlign w:val="center"/>
           </w:tcPr>
           <w:p>
@@ -2812,7 +2845,7 @@
         </w:tc>
         <w:tc>
           <w:tcPr>
-            <w:tcW w:type="dxa" w:w="3319"/>
+            <w:tcW w:type="dxa" w:w="3102"/>
             <w:vAlign w:val="center"/>
           </w:tcPr>
           <w:p>
@@ -2832,7 +2865,7 @@
         </w:tc>
         <w:tc>
           <w:tcPr>
-            <w:tcW w:type="dxa" w:w="3986"/>
+            <w:tcW w:type="dxa" w:w="4337"/>
             <w:vAlign w:val="center"/>
           </w:tcPr>
           <w:p>
@@ -2854,7 +2887,7 @@
       <w:tr>
         <w:tc>
           <w:tcPr>
-            <w:tcW w:type="dxa" w:w="2446"/>
+            <w:tcW w:type="dxa" w:w="2312"/>
             <w:vAlign w:val="center"/>
           </w:tcPr>
           <w:p>
@@ -2874,7 +2907,7 @@
         </w:tc>
         <w:tc>
           <w:tcPr>
-            <w:tcW w:type="dxa" w:w="3319"/>
+            <w:tcW w:type="dxa" w:w="3102"/>
             <w:vAlign w:val="center"/>
           </w:tcPr>
           <w:p>
@@ -2894,7 +2927,7 @@
         </w:tc>
         <w:tc>
           <w:tcPr>
-            <w:tcW w:type="dxa" w:w="3986"/>
+            <w:tcW w:type="dxa" w:w="4337"/>
             <w:vAlign w:val="center"/>
           </w:tcPr>
           <w:p>
@@ -2916,7 +2949,7 @@
       <w:tr>
         <w:tc>
           <w:tcPr>
-            <w:tcW w:type="dxa" w:w="2446"/>
+            <w:tcW w:type="dxa" w:w="2312"/>
             <w:vAlign w:val="center"/>
           </w:tcPr>
           <w:p>
@@ -2936,7 +2969,7 @@
         </w:tc>
         <w:tc>
           <w:tcPr>
-            <w:tcW w:type="dxa" w:w="3319"/>
+            <w:tcW w:type="dxa" w:w="3102"/>
             <w:vAlign w:val="center"/>
           </w:tcPr>
           <w:p>
@@ -2956,7 +2989,7 @@
         </w:tc>
         <w:tc>
           <w:tcPr>
-            <w:tcW w:type="dxa" w:w="3986"/>
+            <w:tcW w:type="dxa" w:w="4337"/>
             <w:vAlign w:val="center"/>
           </w:tcPr>
           <w:p>
@@ -2970,7 +3003,7 @@
                 <w:i w:val="0"/>
                 <w:sz w:val="17"/>
               </w:rPr>
-              <w:t>取得済（H26〜R5。繰越金182.0百万円は保険給付費の16.5％。基金純増88.1百万円）</w:t>
+              <w:t>取得済（H26〜R5。繰越金182.0百万円は保険給付費の16.5％。基金残高120.0百万円（令和5年度末・町の財務書類））</w:t>
             </w:r>
           </w:p>
         </w:tc>
@@ -2978,7 +3011,7 @@
       <w:tr>
         <w:tc>
           <w:tcPr>
-            <w:tcW w:type="dxa" w:w="2446"/>
+            <w:tcW w:type="dxa" w:w="2312"/>
             <w:vAlign w:val="center"/>
           </w:tcPr>
           <w:p>
@@ -2998,7 +3031,7 @@
         </w:tc>
         <w:tc>
           <w:tcPr>
-            <w:tcW w:type="dxa" w:w="3319"/>
+            <w:tcW w:type="dxa" w:w="3102"/>
             <w:vAlign w:val="center"/>
           </w:tcPr>
           <w:p>
@@ -3018,7 +3051,7 @@
         </w:tc>
         <w:tc>
           <w:tcPr>
-            <w:tcW w:type="dxa" w:w="3986"/>
+            <w:tcW w:type="dxa" w:w="4337"/>
             <w:vAlign w:val="center"/>
           </w:tcPr>
           <w:p>
@@ -3040,7 +3073,7 @@
       <w:tr>
         <w:tc>
           <w:tcPr>
-            <w:tcW w:type="dxa" w:w="2446"/>
+            <w:tcW w:type="dxa" w:w="2312"/>
             <w:vAlign w:val="center"/>
           </w:tcPr>
           <w:p>
@@ -3061,7 +3094,7 @@
         </w:tc>
         <w:tc>
           <w:tcPr>
-            <w:tcW w:type="dxa" w:w="3319"/>
+            <w:tcW w:type="dxa" w:w="3102"/>
             <w:vAlign w:val="center"/>
           </w:tcPr>
           <w:p>
@@ -3082,7 +3115,7 @@
         </w:tc>
         <w:tc>
           <w:tcPr>
-            <w:tcW w:type="dxa" w:w="3986"/>
+            <w:tcW w:type="dxa" w:w="4337"/>
             <w:vAlign w:val="center"/>
           </w:tcPr>
           <w:p>
@@ -3105,7 +3138,7 @@
       <w:tr>
         <w:tc>
           <w:tcPr>
-            <w:tcW w:type="dxa" w:w="2446"/>
+            <w:tcW w:type="dxa" w:w="2312"/>
             <w:vAlign w:val="center"/>
           </w:tcPr>
           <w:p>
@@ -3125,7 +3158,7 @@
         </w:tc>
         <w:tc>
           <w:tcPr>
-            <w:tcW w:type="dxa" w:w="3319"/>
+            <w:tcW w:type="dxa" w:w="3102"/>
             <w:vAlign w:val="center"/>
           </w:tcPr>
           <w:p>
@@ -3145,7 +3178,7 @@
         </w:tc>
         <w:tc>
           <w:tcPr>
-            <w:tcW w:type="dxa" w:w="3986"/>
+            <w:tcW w:type="dxa" w:w="4337"/>
             <w:vAlign w:val="center"/>
           </w:tcPr>
           <w:p>
@@ -7679,15 +7712,15 @@
         </w:tblCellMar>
       </w:tblPr>
       <w:tblGrid>
-        <w:gridCol w:w="1484"/>
-        <w:gridCol w:w="2839"/>
-        <w:gridCol w:w="2706"/>
-        <w:gridCol w:w="2723"/>
+        <w:gridCol w:w="1446"/>
+        <w:gridCol w:w="2688"/>
+        <w:gridCol w:w="3035"/>
+        <w:gridCol w:w="2582"/>
       </w:tblGrid>
       <w:tr>
         <w:tc>
           <w:tcPr>
-            <w:tcW w:type="dxa" w:w="1484"/>
+            <w:tcW w:type="dxa" w:w="1446"/>
             <w:shd w:val="clear" w:fill="1F3864"/>
             <w:vAlign w:val="center"/>
           </w:tcPr>
@@ -7710,7 +7743,7 @@
         </w:tc>
         <w:tc>
           <w:tcPr>
-            <w:tcW w:type="dxa" w:w="2839"/>
+            <w:tcW w:type="dxa" w:w="2688"/>
             <w:shd w:val="clear" w:fill="1F3864"/>
             <w:vAlign w:val="center"/>
           </w:tcPr>
@@ -7733,7 +7766,7 @@
         </w:tc>
         <w:tc>
           <w:tcPr>
-            <w:tcW w:type="dxa" w:w="2706"/>
+            <w:tcW w:type="dxa" w:w="3035"/>
             <w:shd w:val="clear" w:fill="1F3864"/>
             <w:vAlign w:val="center"/>
           </w:tcPr>
@@ -7756,7 +7789,7 @@
         </w:tc>
         <w:tc>
           <w:tcPr>
-            <w:tcW w:type="dxa" w:w="2723"/>
+            <w:tcW w:type="dxa" w:w="2582"/>
             <w:shd w:val="clear" w:fill="1F3864"/>
             <w:vAlign w:val="center"/>
           </w:tcPr>
@@ -7781,7 +7814,7 @@
       <w:tr>
         <w:tc>
           <w:tcPr>
-            <w:tcW w:type="dxa" w:w="1484"/>
+            <w:tcW w:type="dxa" w:w="1446"/>
             <w:vAlign w:val="center"/>
           </w:tcPr>
           <w:p>
@@ -7801,7 +7834,7 @@
         </w:tc>
         <w:tc>
           <w:tcPr>
-            <w:tcW w:type="dxa" w:w="2839"/>
+            <w:tcW w:type="dxa" w:w="2688"/>
             <w:vAlign w:val="center"/>
           </w:tcPr>
           <w:p>
@@ -7821,7 +7854,7 @@
         </w:tc>
         <w:tc>
           <w:tcPr>
-            <w:tcW w:type="dxa" w:w="2706"/>
+            <w:tcW w:type="dxa" w:w="3035"/>
             <w:vAlign w:val="center"/>
           </w:tcPr>
           <w:p>
@@ -7841,7 +7874,7 @@
         </w:tc>
         <w:tc>
           <w:tcPr>
-            <w:tcW w:type="dxa" w:w="2723"/>
+            <w:tcW w:type="dxa" w:w="2582"/>
             <w:vAlign w:val="center"/>
           </w:tcPr>
           <w:p>
@@ -7863,7 +7896,7 @@
       <w:tr>
         <w:tc>
           <w:tcPr>
-            <w:tcW w:type="dxa" w:w="1484"/>
+            <w:tcW w:type="dxa" w:w="1446"/>
             <w:vAlign w:val="center"/>
           </w:tcPr>
           <w:p>
@@ -7883,7 +7916,7 @@
         </w:tc>
         <w:tc>
           <w:tcPr>
-            <w:tcW w:type="dxa" w:w="2839"/>
+            <w:tcW w:type="dxa" w:w="2688"/>
             <w:vAlign w:val="center"/>
           </w:tcPr>
           <w:p>
@@ -7903,7 +7936,7 @@
         </w:tc>
         <w:tc>
           <w:tcPr>
-            <w:tcW w:type="dxa" w:w="2706"/>
+            <w:tcW w:type="dxa" w:w="3035"/>
             <w:vAlign w:val="center"/>
           </w:tcPr>
           <w:p>
@@ -7923,7 +7956,7 @@
         </w:tc>
         <w:tc>
           <w:tcPr>
-            <w:tcW w:type="dxa" w:w="2723"/>
+            <w:tcW w:type="dxa" w:w="2582"/>
             <w:vAlign w:val="center"/>
           </w:tcPr>
           <w:p>
@@ -7945,7 +7978,7 @@
       <w:tr>
         <w:tc>
           <w:tcPr>
-            <w:tcW w:type="dxa" w:w="1484"/>
+            <w:tcW w:type="dxa" w:w="1446"/>
             <w:vAlign w:val="center"/>
           </w:tcPr>
           <w:p>
@@ -7965,7 +7998,7 @@
         </w:tc>
         <w:tc>
           <w:tcPr>
-            <w:tcW w:type="dxa" w:w="2839"/>
+            <w:tcW w:type="dxa" w:w="2688"/>
             <w:vAlign w:val="center"/>
           </w:tcPr>
           <w:p>
@@ -7985,7 +8018,7 @@
         </w:tc>
         <w:tc>
           <w:tcPr>
-            <w:tcW w:type="dxa" w:w="2706"/>
+            <w:tcW w:type="dxa" w:w="3035"/>
             <w:vAlign w:val="center"/>
           </w:tcPr>
           <w:p>
@@ -8005,7 +8038,7 @@
         </w:tc>
         <w:tc>
           <w:tcPr>
-            <w:tcW w:type="dxa" w:w="2723"/>
+            <w:tcW w:type="dxa" w:w="2582"/>
             <w:vAlign w:val="center"/>
           </w:tcPr>
           <w:p>
@@ -8027,7 +8060,7 @@
       <w:tr>
         <w:tc>
           <w:tcPr>
-            <w:tcW w:type="dxa" w:w="1484"/>
+            <w:tcW w:type="dxa" w:w="1446"/>
             <w:vAlign w:val="center"/>
           </w:tcPr>
           <w:p>
@@ -8047,7 +8080,7 @@
         </w:tc>
         <w:tc>
           <w:tcPr>
-            <w:tcW w:type="dxa" w:w="2839"/>
+            <w:tcW w:type="dxa" w:w="2688"/>
             <w:vAlign w:val="center"/>
           </w:tcPr>
           <w:p>
@@ -8067,7 +8100,7 @@
         </w:tc>
         <w:tc>
           <w:tcPr>
-            <w:tcW w:type="dxa" w:w="2706"/>
+            <w:tcW w:type="dxa" w:w="3035"/>
             <w:vAlign w:val="center"/>
           </w:tcPr>
           <w:p>
@@ -8081,13 +8114,13 @@
                 <w:i w:val="0"/>
                 <w:sz w:val="17"/>
               </w:rPr>
-              <w:t>H26〜R5の取崩はH26 1.9百万円・H29 18.0百万円のみ。R2以降は取崩なし。同期間に108.0百万円を積み立て、純増88.1百万円</w:t>
-            </w:r>
-          </w:p>
-        </w:tc>
-        <w:tc>
-          <w:tcPr>
-            <w:tcW w:type="dxa" w:w="2723"/>
+              <w:t>H26〜R5の取崩はH26 1.9百万円・H29 18.0百万円のみ。R2以降は取崩なし。同期間に108.0百万円を積み立て、純増88.1百万円（見える化による）。残高はR5末120.0百万円（町の財務書類）</w:t>
+            </w:r>
+          </w:p>
+        </w:tc>
+        <w:tc>
+          <w:tcPr>
+            <w:tcW w:type="dxa" w:w="2582"/>
             <w:vAlign w:val="center"/>
           </w:tcPr>
           <w:p>
@@ -8109,7 +8142,7 @@
       <w:tr>
         <w:tc>
           <w:tcPr>
-            <w:tcW w:type="dxa" w:w="1484"/>
+            <w:tcW w:type="dxa" w:w="1446"/>
             <w:vAlign w:val="center"/>
           </w:tcPr>
           <w:p>
@@ -8129,7 +8162,7 @@
         </w:tc>
         <w:tc>
           <w:tcPr>
-            <w:tcW w:type="dxa" w:w="2839"/>
+            <w:tcW w:type="dxa" w:w="2688"/>
             <w:vAlign w:val="center"/>
           </w:tcPr>
           <w:p>
@@ -8149,7 +8182,7 @@
         </w:tc>
         <w:tc>
           <w:tcPr>
-            <w:tcW w:type="dxa" w:w="2706"/>
+            <w:tcW w:type="dxa" w:w="3035"/>
             <w:vAlign w:val="center"/>
           </w:tcPr>
           <w:p>
@@ -8169,7 +8202,7 @@
         </w:tc>
         <w:tc>
           <w:tcPr>
-            <w:tcW w:type="dxa" w:w="2723"/>
+            <w:tcW w:type="dxa" w:w="2582"/>
             <w:vAlign w:val="center"/>
           </w:tcPr>
           <w:p>
@@ -8191,7 +8224,7 @@
       <w:tr>
         <w:tc>
           <w:tcPr>
-            <w:tcW w:type="dxa" w:w="1484"/>
+            <w:tcW w:type="dxa" w:w="1446"/>
             <w:vAlign w:val="center"/>
           </w:tcPr>
           <w:p>
@@ -8212,7 +8245,7 @@
         </w:tc>
         <w:tc>
           <w:tcPr>
-            <w:tcW w:type="dxa" w:w="2839"/>
+            <w:tcW w:type="dxa" w:w="2688"/>
             <w:vAlign w:val="center"/>
           </w:tcPr>
           <w:p>
@@ -8233,7 +8266,7 @@
         </w:tc>
         <w:tc>
           <w:tcPr>
-            <w:tcW w:type="dxa" w:w="2706"/>
+            <w:tcW w:type="dxa" w:w="3035"/>
             <w:vAlign w:val="center"/>
           </w:tcPr>
           <w:p>
@@ -8263,7 +8296,7 @@
         </w:tc>
         <w:tc>
           <w:tcPr>
-            <w:tcW w:type="dxa" w:w="2723"/>
+            <w:tcW w:type="dxa" w:w="2582"/>
             <w:vAlign w:val="center"/>
           </w:tcPr>
           <w:p>
@@ -8286,7 +8319,7 @@
       <w:tr>
         <w:tc>
           <w:tcPr>
-            <w:tcW w:type="dxa" w:w="1484"/>
+            <w:tcW w:type="dxa" w:w="1446"/>
             <w:vAlign w:val="center"/>
           </w:tcPr>
           <w:p>
@@ -8306,7 +8339,7 @@
         </w:tc>
         <w:tc>
           <w:tcPr>
-            <w:tcW w:type="dxa" w:w="2839"/>
+            <w:tcW w:type="dxa" w:w="2688"/>
             <w:vAlign w:val="center"/>
           </w:tcPr>
           <w:p>
@@ -8326,7 +8359,7 @@
         </w:tc>
         <w:tc>
           <w:tcPr>
-            <w:tcW w:type="dxa" w:w="2706"/>
+            <w:tcW w:type="dxa" w:w="3035"/>
             <w:vAlign w:val="center"/>
           </w:tcPr>
           <w:p>
@@ -8346,7 +8379,7 @@
         </w:tc>
         <w:tc>
           <w:tcPr>
-            <w:tcW w:type="dxa" w:w="2723"/>
+            <w:tcW w:type="dxa" w:w="2582"/>
             <w:vAlign w:val="center"/>
           </w:tcPr>
           <w:p>
